--- a/DB/예배부/WOR_예배부매뉴얼_201-203_사랑과평안의교회.docx
+++ b/DB/예배부/WOR_예배부매뉴얼_201-203_사랑과평안의교회.docx
@@ -33,9 +33,6 @@
     </w:p>
     <w:p>
       <w:pPr>
-        <w:pBdr>
-          <w:bottom w:val="single" w:color="C8714A" w:sz="6"/>
-        </w:pBdr>
         <w:spacing w:after="80" w:before="0"/>
         <w:jc w:val="center"/>
       </w:pPr>
@@ -138,7 +135,7 @@
               <w:bottom w:val="single" w:color="B0C8E0" w:sz="4"/>
               <w:right w:val="single" w:color="B0C8E0" w:sz="4"/>
             </w:tcBorders>
-            <w:shd w:fill="EAF1F8" w:val="clear"/>
+            <w:shd w:fill="FFFFFF" w:val="clear"/>
             <w:tcMar>
               <w:top w:type="dxa" w:w="80"/>
               <w:left w:type="dxa" w:w="160"/>
@@ -202,7 +199,7 @@
               <w:bottom w:val="single" w:color="B0C8E0" w:sz="4"/>
               <w:right w:val="single" w:color="B0C8E0" w:sz="4"/>
             </w:tcBorders>
-            <w:shd w:fill="EAF1F8" w:val="clear"/>
+            <w:shd w:fill="FFFFFF" w:val="clear"/>
             <w:tcMar>
               <w:top w:type="dxa" w:w="80"/>
               <w:left w:type="dxa" w:w="160"/>
@@ -266,7 +263,7 @@
               <w:bottom w:val="single" w:color="B0C8E0" w:sz="4"/>
               <w:right w:val="single" w:color="B0C8E0" w:sz="4"/>
             </w:tcBorders>
-            <w:shd w:fill="EAF1F8" w:val="clear"/>
+            <w:shd w:fill="FFFFFF" w:val="clear"/>
             <w:tcMar>
               <w:top w:type="dxa" w:w="80"/>
               <w:left w:type="dxa" w:w="160"/>
@@ -330,7 +327,7 @@
               <w:bottom w:val="single" w:color="B0C8E0" w:sz="4"/>
               <w:right w:val="single" w:color="B0C8E0" w:sz="4"/>
             </w:tcBorders>
-            <w:shd w:fill="EAF1F8" w:val="clear"/>
+            <w:shd w:fill="FFFFFF" w:val="clear"/>
             <w:tcMar>
               <w:top w:type="dxa" w:w="80"/>
               <w:left w:type="dxa" w:w="160"/>
@@ -394,7 +391,7 @@
               <w:bottom w:val="single" w:color="B0C8E0" w:sz="4"/>
               <w:right w:val="single" w:color="B0C8E0" w:sz="4"/>
             </w:tcBorders>
-            <w:shd w:fill="EAF1F8" w:val="clear"/>
+            <w:shd w:fill="FFFFFF" w:val="clear"/>
             <w:tcMar>
               <w:top w:type="dxa" w:w="80"/>
               <w:left w:type="dxa" w:w="160"/>
@@ -443,7 +440,7 @@
                 <w:sz w:val="18"/>
                 <w:szCs w:val="18"/>
               </w:rPr>
-              <w:t xml:space="preserve">—</w:t>
+              <w:t>말미 [개정 이력] 표 참조</w:t>
             </w:r>
           </w:p>
         </w:tc>
@@ -486,11 +483,304 @@
       </w:r>
     </w:p>
     <w:p>
-      <w:pPr>
-        <w:pBdr>
-          <w:bottom w:val="single" w:color="C8714A" w:sz="8"/>
-        </w:pBdr>
-        <w:shd w:fill="1A3A5C" w:val="clear"/>
+      <w:r>
+        <w:rPr>
+          <w:rFonts w:ascii="맑은 고딕" w:hAnsi="맑은 고딕"/>
+          <w:b/>
+          <w:color w:val="1A3A5C"/>
+          <w:sz w:val="26"/>
+        </w:rPr>
+        <w:t>■ 예배부 제출 업무 총괄  Duties Overview</w:t>
+      </w:r>
+    </w:p>
+    <w:p>
+      <w:r>
+        <w:rPr>
+          <w:rFonts w:ascii="맑은 고딕" w:hAnsi="맑은 고딕"/>
+          <w:sz w:val="22"/>
+        </w:rPr>
+        <w:t>아래 표는 예배부가 제출한 업무 현황을 반영한 것이다. 세부 운영 지침은 제1장 이하 각 조에서 정한다.</w:t>
+      </w:r>
+    </w:p>
+    <w:tbl>
+      <w:tblPr>
+        <w:tblW w:type="auto" w:w="0"/>
+        <w:tblLook w:firstColumn="1" w:firstRow="1" w:lastColumn="0" w:lastRow="0" w:noHBand="0" w:noVBand="1" w:val="04A0"/>
+        <w:tblBorders>
+          <w:top w:val="single" w:sz="4" w:space="0" w:color="C0D4EC"/>
+          <w:left w:val="single" w:sz="4" w:space="0" w:color="C0D4EC"/>
+          <w:bottom w:val="single" w:sz="4" w:space="0" w:color="C0D4EC"/>
+          <w:right w:val="single" w:sz="4" w:space="0" w:color="C0D4EC"/>
+          <w:insideH w:val="single" w:sz="4" w:space="0" w:color="C0D4EC"/>
+          <w:insideV w:val="single" w:sz="4" w:space="0" w:color="C0D4EC"/>
+        </w:tblBorders>
+      </w:tblPr>
+      <w:tblGrid>
+        <w:gridCol w:w="3023"/>
+        <w:gridCol w:w="3023"/>
+        <w:gridCol w:w="3023"/>
+      </w:tblGrid>
+      <w:tr>
+        <w:tc>
+          <w:tcPr>
+            <w:tcW w:type="dxa" w:w="3023"/>
+            <w:shd w:val="clear" w:fill="FFFFFF"/>
+          </w:tcPr>
+          <w:p>
+            <w:r/>
+            <w:r>
+              <w:rPr>
+                <w:rFonts w:ascii="맑은 고딕" w:hAnsi="맑은 고딕"/>
+                <w:b/>
+                <w:color w:val="1A1A1A"/>
+                <w:sz w:val="20"/>
+              </w:rPr>
+              <w:t>업무명</w:t>
+            </w:r>
+          </w:p>
+        </w:tc>
+        <w:tc>
+          <w:tcPr>
+            <w:tcW w:type="dxa" w:w="3023"/>
+            <w:shd w:val="clear" w:fill="FFFFFF"/>
+          </w:tcPr>
+          <w:p>
+            <w:r/>
+            <w:r>
+              <w:rPr>
+                <w:rFonts w:ascii="맑은 고딕" w:hAnsi="맑은 고딕"/>
+                <w:b/>
+                <w:color w:val="1A1A1A"/>
+                <w:sz w:val="20"/>
+              </w:rPr>
+              <w:t>주기</w:t>
+            </w:r>
+          </w:p>
+        </w:tc>
+        <w:tc>
+          <w:tcPr>
+            <w:tcW w:type="dxa" w:w="3023"/>
+            <w:shd w:val="clear" w:fill="FFFFFF"/>
+          </w:tcPr>
+          <w:p>
+            <w:r/>
+            <w:r>
+              <w:rPr>
+                <w:rFonts w:ascii="맑은 고딕" w:hAnsi="맑은 고딕"/>
+                <w:b/>
+                <w:color w:val="1A1A1A"/>
+                <w:sz w:val="20"/>
+              </w:rPr>
+              <w:t>예산</w:t>
+            </w:r>
+          </w:p>
+        </w:tc>
+      </w:tr>
+      <w:tr>
+        <w:tc>
+          <w:tcPr>
+            <w:tcW w:type="dxa" w:w="3023"/>
+          </w:tcPr>
+          <w:p>
+            <w:r/>
+            <w:r>
+              <w:rPr>
+                <w:rFonts w:ascii="맑은 고딕" w:hAnsi="맑은 고딕"/>
+                <w:b w:val="0"/>
+                <w:sz w:val="20"/>
+              </w:rPr>
+              <w:t>예배위원 배정 및 안내</w:t>
+            </w:r>
+          </w:p>
+        </w:tc>
+        <w:tc>
+          <w:tcPr>
+            <w:tcW w:type="dxa" w:w="3023"/>
+          </w:tcPr>
+          <w:p>
+            <w:r/>
+            <w:r>
+              <w:rPr>
+                <w:rFonts w:ascii="맑은 고딕" w:hAnsi="맑은 고딕"/>
+                <w:b w:val="0"/>
+                <w:sz w:val="20"/>
+              </w:rPr>
+              <w:t>매주</w:t>
+            </w:r>
+          </w:p>
+        </w:tc>
+        <w:tc>
+          <w:tcPr>
+            <w:tcW w:type="dxa" w:w="3023"/>
+          </w:tcPr>
+          <w:p>
+            <w:r/>
+            <w:r>
+              <w:rPr>
+                <w:rFonts w:ascii="맑은 고딕" w:hAnsi="맑은 고딕"/>
+                <w:b w:val="0"/>
+                <w:sz w:val="20"/>
+              </w:rPr>
+              <w:t>—</w:t>
+            </w:r>
+          </w:p>
+        </w:tc>
+      </w:tr>
+      <w:tr>
+        <w:tc>
+          <w:tcPr>
+            <w:tcW w:type="dxa" w:w="3023"/>
+          </w:tcPr>
+          <w:p>
+            <w:r/>
+            <w:r>
+              <w:rPr>
+                <w:rFonts w:ascii="맑은 고딕" w:hAnsi="맑은 고딕"/>
+                <w:b w:val="0"/>
+                <w:sz w:val="20"/>
+              </w:rPr>
+              <w:t>예배환경 조성</w:t>
+            </w:r>
+          </w:p>
+        </w:tc>
+        <w:tc>
+          <w:tcPr>
+            <w:tcW w:type="dxa" w:w="3023"/>
+          </w:tcPr>
+          <w:p>
+            <w:r/>
+            <w:r>
+              <w:rPr>
+                <w:rFonts w:ascii="맑은 고딕" w:hAnsi="맑은 고딕"/>
+                <w:b w:val="0"/>
+                <w:sz w:val="20"/>
+              </w:rPr>
+              <w:t>매주</w:t>
+            </w:r>
+          </w:p>
+        </w:tc>
+        <w:tc>
+          <w:tcPr>
+            <w:tcW w:type="dxa" w:w="3023"/>
+          </w:tcPr>
+          <w:p>
+            <w:r/>
+            <w:r>
+              <w:rPr>
+                <w:rFonts w:ascii="맑은 고딕" w:hAnsi="맑은 고딕"/>
+                <w:b w:val="0"/>
+                <w:sz w:val="20"/>
+              </w:rPr>
+              <w:t>—</w:t>
+            </w:r>
+          </w:p>
+        </w:tc>
+      </w:tr>
+      <w:tr>
+        <w:tc>
+          <w:tcPr>
+            <w:tcW w:type="dxa" w:w="3023"/>
+          </w:tcPr>
+          <w:p>
+            <w:r/>
+            <w:r>
+              <w:rPr>
+                <w:rFonts w:ascii="맑은 고딕" w:hAnsi="맑은 고딕"/>
+                <w:b w:val="0"/>
+                <w:sz w:val="20"/>
+              </w:rPr>
+              <w:t>헌금봉투 준비</w:t>
+            </w:r>
+          </w:p>
+        </w:tc>
+        <w:tc>
+          <w:tcPr>
+            <w:tcW w:type="dxa" w:w="3023"/>
+          </w:tcPr>
+          <w:p>
+            <w:r/>
+            <w:r>
+              <w:rPr>
+                <w:rFonts w:ascii="맑은 고딕" w:hAnsi="맑은 고딕"/>
+                <w:b w:val="0"/>
+                <w:sz w:val="20"/>
+              </w:rPr>
+              <w:t>수시</w:t>
+            </w:r>
+          </w:p>
+        </w:tc>
+        <w:tc>
+          <w:tcPr>
+            <w:tcW w:type="dxa" w:w="3023"/>
+          </w:tcPr>
+          <w:p>
+            <w:r/>
+            <w:r>
+              <w:rPr>
+                <w:rFonts w:ascii="맑은 고딕" w:hAnsi="맑은 고딕"/>
+                <w:b w:val="0"/>
+                <w:sz w:val="20"/>
+              </w:rPr>
+              <w:t>예배문구 200,000원</w:t>
+            </w:r>
+          </w:p>
+        </w:tc>
+      </w:tr>
+      <w:tr>
+        <w:tc>
+          <w:tcPr>
+            <w:tcW w:type="dxa" w:w="3023"/>
+          </w:tcPr>
+          <w:p>
+            <w:r/>
+            <w:r>
+              <w:rPr>
+                <w:rFonts w:ascii="맑은 고딕" w:hAnsi="맑은 고딕"/>
+                <w:b w:val="0"/>
+                <w:sz w:val="20"/>
+              </w:rPr>
+              <w:t>성찬예식 준비</w:t>
+            </w:r>
+          </w:p>
+        </w:tc>
+        <w:tc>
+          <w:tcPr>
+            <w:tcW w:type="dxa" w:w="3023"/>
+          </w:tcPr>
+          <w:p>
+            <w:r/>
+            <w:r>
+              <w:rPr>
+                <w:rFonts w:ascii="맑은 고딕" w:hAnsi="맑은 고딕"/>
+                <w:b w:val="0"/>
+                <w:sz w:val="20"/>
+              </w:rPr>
+              <w:t>수시</w:t>
+            </w:r>
+          </w:p>
+        </w:tc>
+        <w:tc>
+          <w:tcPr>
+            <w:tcW w:type="dxa" w:w="3023"/>
+          </w:tcPr>
+          <w:p>
+            <w:r/>
+            <w:r>
+              <w:rPr>
+                <w:rFonts w:ascii="맑은 고딕" w:hAnsi="맑은 고딕"/>
+                <w:b w:val="0"/>
+                <w:sz w:val="20"/>
+              </w:rPr>
+              <w:t>성찬예식 100,000원</w:t>
+            </w:r>
+          </w:p>
+        </w:tc>
+      </w:tr>
+    </w:tbl>
+    <w:p/>
+    <w:p>
+      <w:pPr>
+        <w:shd w:fill="FFFFFF" w:val="clear"/>
         <w:spacing w:after="200" w:before="440"/>
         <w:jc w:val="center"/>
       </w:pPr>
@@ -499,7 +789,7 @@
           <w:rFonts w:ascii="맑은 고딕" w:cs="맑은 고딕" w:eastAsia="맑은 고딕" w:hAnsi="맑은 고딕"/>
           <w:b/>
           <w:bCs/>
-          <w:color w:val="FFFFFF"/>
+          <w:color w:val="1A1A1A"/>
           <w:sz w:val="27"/>
           <w:szCs w:val="27"/>
         </w:rPr>
@@ -531,9 +821,6 @@
     </w:p>
     <w:p>
       <w:pPr>
-        <w:pBdr>
-          <w:left w:val="single" w:color="C8714A" w:sz="12"/>
-        </w:pBdr>
         <w:spacing w:after="60" w:before="260"/>
         <w:ind w:left="180"/>
       </w:pPr>
@@ -581,9 +868,6 @@
     </w:p>
     <w:p>
       <w:pPr>
-        <w:pBdr>
-          <w:left w:val="single" w:color="C8714A" w:sz="12"/>
-        </w:pBdr>
         <w:spacing w:after="60" w:before="260"/>
         <w:ind w:left="180"/>
       </w:pPr>
@@ -663,10 +947,7 @@
     </w:p>
     <w:p>
       <w:pPr>
-        <w:pBdr>
-          <w:bottom w:val="single" w:color="C8714A" w:sz="8"/>
-        </w:pBdr>
-        <w:shd w:fill="1A3A5C" w:val="clear"/>
+        <w:shd w:fill="FFFFFF" w:val="clear"/>
         <w:spacing w:after="200" w:before="440"/>
         <w:jc w:val="center"/>
       </w:pPr>
@@ -675,7 +956,7 @@
           <w:rFonts w:ascii="맑은 고딕" w:cs="맑은 고딕" w:eastAsia="맑은 고딕" w:hAnsi="맑은 고딕"/>
           <w:b/>
           <w:bCs/>
-          <w:color w:val="FFFFFF"/>
+          <w:color w:val="1A1A1A"/>
           <w:sz w:val="27"/>
           <w:szCs w:val="27"/>
         </w:rPr>
@@ -707,9 +988,6 @@
     </w:p>
     <w:p>
       <w:pPr>
-        <w:pBdr>
-          <w:left w:val="single" w:color="C8714A" w:sz="12"/>
-        </w:pBdr>
         <w:spacing w:after="60" w:before="260"/>
         <w:ind w:left="180"/>
       </w:pPr>
@@ -773,9 +1051,6 @@
     </w:p>
     <w:p>
       <w:pPr>
-        <w:pBdr>
-          <w:left w:val="single" w:color="C8714A" w:sz="12"/>
-        </w:pBdr>
         <w:spacing w:after="60" w:before="260"/>
         <w:ind w:left="180"/>
       </w:pPr>
@@ -849,7 +1124,7 @@
               <w:bottom w:val="single" w:color="B0C8E0" w:sz="4"/>
               <w:right w:val="single" w:color="B0C8E0" w:sz="4"/>
             </w:tcBorders>
-            <w:shd w:fill="1A3A5C" w:val="clear"/>
+            <w:shd w:fill="FFFFFF" w:val="clear"/>
             <w:tcMar>
               <w:top w:type="dxa" w:w="80"/>
               <w:left w:type="dxa" w:w="100"/>
@@ -866,7 +1141,7 @@
                 <w:rFonts w:ascii="맑은 고딕" w:cs="맑은 고딕" w:eastAsia="맑은 고딕" w:hAnsi="맑은 고딕"/>
                 <w:b/>
                 <w:bCs/>
-                <w:color w:val="FFFFFF"/>
+                <w:color w:val="1A1A1A"/>
                 <w:sz w:val="17"/>
                 <w:szCs w:val="17"/>
               </w:rPr>
@@ -883,7 +1158,7 @@
               <w:bottom w:val="single" w:color="B0C8E0" w:sz="4"/>
               <w:right w:val="single" w:color="B0C8E0" w:sz="4"/>
             </w:tcBorders>
-            <w:shd w:fill="1A3A5C" w:val="clear"/>
+            <w:shd w:fill="FFFFFF" w:val="clear"/>
             <w:tcMar>
               <w:top w:type="dxa" w:w="80"/>
               <w:left w:type="dxa" w:w="100"/>
@@ -900,7 +1175,7 @@
                 <w:rFonts w:ascii="맑은 고딕" w:cs="맑은 고딕" w:eastAsia="맑은 고딕" w:hAnsi="맑은 고딕"/>
                 <w:b/>
                 <w:bCs/>
-                <w:color w:val="FFFFFF"/>
+                <w:color w:val="1A1A1A"/>
                 <w:sz w:val="17"/>
                 <w:szCs w:val="17"/>
               </w:rPr>
@@ -917,7 +1192,7 @@
               <w:bottom w:val="single" w:color="B0C8E0" w:sz="4"/>
               <w:right w:val="single" w:color="B0C8E0" w:sz="4"/>
             </w:tcBorders>
-            <w:shd w:fill="1A3A5C" w:val="clear"/>
+            <w:shd w:fill="FFFFFF" w:val="clear"/>
             <w:tcMar>
               <w:top w:type="dxa" w:w="80"/>
               <w:left w:type="dxa" w:w="100"/>
@@ -934,7 +1209,7 @@
                 <w:rFonts w:ascii="맑은 고딕" w:cs="맑은 고딕" w:eastAsia="맑은 고딕" w:hAnsi="맑은 고딕"/>
                 <w:b/>
                 <w:bCs/>
-                <w:color w:val="FFFFFF"/>
+                <w:color w:val="1A1A1A"/>
                 <w:sz w:val="17"/>
                 <w:szCs w:val="17"/>
               </w:rPr>
@@ -951,7 +1226,7 @@
               <w:bottom w:val="single" w:color="B0C8E0" w:sz="4"/>
               <w:right w:val="single" w:color="B0C8E0" w:sz="4"/>
             </w:tcBorders>
-            <w:shd w:fill="1A3A5C" w:val="clear"/>
+            <w:shd w:fill="FFFFFF" w:val="clear"/>
             <w:tcMar>
               <w:top w:type="dxa" w:w="80"/>
               <w:left w:type="dxa" w:w="100"/>
@@ -968,7 +1243,7 @@
                 <w:rFonts w:ascii="맑은 고딕" w:cs="맑은 고딕" w:eastAsia="맑은 고딕" w:hAnsi="맑은 고딕"/>
                 <w:b/>
                 <w:bCs/>
-                <w:color w:val="FFFFFF"/>
+                <w:color w:val="1A1A1A"/>
                 <w:sz w:val="17"/>
                 <w:szCs w:val="17"/>
               </w:rPr>
@@ -987,7 +1262,7 @@
               <w:bottom w:val="single" w:color="B0C8E0" w:sz="4"/>
               <w:right w:val="single" w:color="B0C8E0" w:sz="4"/>
             </w:tcBorders>
-            <w:shd w:fill="EAF1F8" w:val="clear"/>
+            <w:shd w:fill="FFFFFF" w:val="clear"/>
             <w:tcMar>
               <w:top w:type="dxa" w:w="70"/>
               <w:left w:type="dxa" w:w="100"/>
@@ -1021,7 +1296,7 @@
               <w:bottom w:val="single" w:color="B0C8E0" w:sz="4"/>
               <w:right w:val="single" w:color="B0C8E0" w:sz="4"/>
             </w:tcBorders>
-            <w:shd w:fill="EAF1F8" w:val="clear"/>
+            <w:shd w:fill="FFFFFF" w:val="clear"/>
             <w:tcMar>
               <w:top w:type="dxa" w:w="70"/>
               <w:left w:type="dxa" w:w="100"/>
@@ -1055,7 +1330,7 @@
               <w:bottom w:val="single" w:color="B0C8E0" w:sz="4"/>
               <w:right w:val="single" w:color="B0C8E0" w:sz="4"/>
             </w:tcBorders>
-            <w:shd w:fill="EAF1F8" w:val="clear"/>
+            <w:shd w:fill="FFFFFF" w:val="clear"/>
             <w:tcMar>
               <w:top w:type="dxa" w:w="70"/>
               <w:left w:type="dxa" w:w="100"/>
@@ -1089,7 +1364,7 @@
               <w:bottom w:val="single" w:color="B0C8E0" w:sz="4"/>
               <w:right w:val="single" w:color="B0C8E0" w:sz="4"/>
             </w:tcBorders>
-            <w:shd w:fill="EAF1F8" w:val="clear"/>
+            <w:shd w:fill="FFFFFF" w:val="clear"/>
             <w:tcMar>
               <w:top w:type="dxa" w:w="70"/>
               <w:left w:type="dxa" w:w="100"/>
@@ -1263,7 +1538,7 @@
               <w:bottom w:val="single" w:color="B0C8E0" w:sz="4"/>
               <w:right w:val="single" w:color="B0C8E0" w:sz="4"/>
             </w:tcBorders>
-            <w:shd w:fill="EAF1F8" w:val="clear"/>
+            <w:shd w:fill="FFFFFF" w:val="clear"/>
             <w:tcMar>
               <w:top w:type="dxa" w:w="70"/>
               <w:left w:type="dxa" w:w="100"/>
@@ -1297,7 +1572,7 @@
               <w:bottom w:val="single" w:color="B0C8E0" w:sz="4"/>
               <w:right w:val="single" w:color="B0C8E0" w:sz="4"/>
             </w:tcBorders>
-            <w:shd w:fill="EAF1F8" w:val="clear"/>
+            <w:shd w:fill="FFFFFF" w:val="clear"/>
             <w:tcMar>
               <w:top w:type="dxa" w:w="70"/>
               <w:left w:type="dxa" w:w="100"/>
@@ -1331,7 +1606,7 @@
               <w:bottom w:val="single" w:color="B0C8E0" w:sz="4"/>
               <w:right w:val="single" w:color="B0C8E0" w:sz="4"/>
             </w:tcBorders>
-            <w:shd w:fill="EAF1F8" w:val="clear"/>
+            <w:shd w:fill="FFFFFF" w:val="clear"/>
             <w:tcMar>
               <w:top w:type="dxa" w:w="70"/>
               <w:left w:type="dxa" w:w="100"/>
@@ -1365,7 +1640,7 @@
               <w:bottom w:val="single" w:color="B0C8E0" w:sz="4"/>
               <w:right w:val="single" w:color="B0C8E0" w:sz="4"/>
             </w:tcBorders>
-            <w:shd w:fill="EAF1F8" w:val="clear"/>
+            <w:shd w:fill="FFFFFF" w:val="clear"/>
             <w:tcMar>
               <w:top w:type="dxa" w:w="70"/>
               <w:left w:type="dxa" w:w="100"/>
@@ -1539,7 +1814,7 @@
               <w:bottom w:val="single" w:color="B0C8E0" w:sz="4"/>
               <w:right w:val="single" w:color="B0C8E0" w:sz="4"/>
             </w:tcBorders>
-            <w:shd w:fill="EAF1F8" w:val="clear"/>
+            <w:shd w:fill="FFFFFF" w:val="clear"/>
             <w:tcMar>
               <w:top w:type="dxa" w:w="70"/>
               <w:left w:type="dxa" w:w="100"/>
@@ -1573,7 +1848,7 @@
               <w:bottom w:val="single" w:color="B0C8E0" w:sz="4"/>
               <w:right w:val="single" w:color="B0C8E0" w:sz="4"/>
             </w:tcBorders>
-            <w:shd w:fill="EAF1F8" w:val="clear"/>
+            <w:shd w:fill="FFFFFF" w:val="clear"/>
             <w:tcMar>
               <w:top w:type="dxa" w:w="70"/>
               <w:left w:type="dxa" w:w="100"/>
@@ -1607,7 +1882,7 @@
               <w:bottom w:val="single" w:color="B0C8E0" w:sz="4"/>
               <w:right w:val="single" w:color="B0C8E0" w:sz="4"/>
             </w:tcBorders>
-            <w:shd w:fill="EAF1F8" w:val="clear"/>
+            <w:shd w:fill="FFFFFF" w:val="clear"/>
             <w:tcMar>
               <w:top w:type="dxa" w:w="70"/>
               <w:left w:type="dxa" w:w="100"/>
@@ -1641,7 +1916,7 @@
               <w:bottom w:val="single" w:color="B0C8E0" w:sz="4"/>
               <w:right w:val="single" w:color="B0C8E0" w:sz="4"/>
             </w:tcBorders>
-            <w:shd w:fill="EAF1F8" w:val="clear"/>
+            <w:shd w:fill="FFFFFF" w:val="clear"/>
             <w:tcMar>
               <w:top w:type="dxa" w:w="70"/>
               <w:left w:type="dxa" w:w="100"/>
@@ -1815,7 +2090,7 @@
               <w:bottom w:val="single" w:color="B0C8E0" w:sz="4"/>
               <w:right w:val="single" w:color="B0C8E0" w:sz="4"/>
             </w:tcBorders>
-            <w:shd w:fill="EAF1F8" w:val="clear"/>
+            <w:shd w:fill="FFFFFF" w:val="clear"/>
             <w:tcMar>
               <w:top w:type="dxa" w:w="70"/>
               <w:left w:type="dxa" w:w="100"/>
@@ -1849,7 +2124,7 @@
               <w:bottom w:val="single" w:color="B0C8E0" w:sz="4"/>
               <w:right w:val="single" w:color="B0C8E0" w:sz="4"/>
             </w:tcBorders>
-            <w:shd w:fill="EAF1F8" w:val="clear"/>
+            <w:shd w:fill="FFFFFF" w:val="clear"/>
             <w:tcMar>
               <w:top w:type="dxa" w:w="70"/>
               <w:left w:type="dxa" w:w="100"/>
@@ -1883,7 +2158,7 @@
               <w:bottom w:val="single" w:color="B0C8E0" w:sz="4"/>
               <w:right w:val="single" w:color="B0C8E0" w:sz="4"/>
             </w:tcBorders>
-            <w:shd w:fill="EAF1F8" w:val="clear"/>
+            <w:shd w:fill="FFFFFF" w:val="clear"/>
             <w:tcMar>
               <w:top w:type="dxa" w:w="70"/>
               <w:left w:type="dxa" w:w="100"/>
@@ -1917,7 +2192,7 @@
               <w:bottom w:val="single" w:color="B0C8E0" w:sz="4"/>
               <w:right w:val="single" w:color="B0C8E0" w:sz="4"/>
             </w:tcBorders>
-            <w:shd w:fill="EAF1F8" w:val="clear"/>
+            <w:shd w:fill="FFFFFF" w:val="clear"/>
             <w:tcMar>
               <w:top w:type="dxa" w:w="70"/>
               <w:left w:type="dxa" w:w="100"/>
@@ -2091,7 +2366,7 @@
               <w:bottom w:val="single" w:color="B0C8E0" w:sz="4"/>
               <w:right w:val="single" w:color="B0C8E0" w:sz="4"/>
             </w:tcBorders>
-            <w:shd w:fill="EAF1F8" w:val="clear"/>
+            <w:shd w:fill="FFFFFF" w:val="clear"/>
             <w:tcMar>
               <w:top w:type="dxa" w:w="70"/>
               <w:left w:type="dxa" w:w="100"/>
@@ -2125,7 +2400,7 @@
               <w:bottom w:val="single" w:color="B0C8E0" w:sz="4"/>
               <w:right w:val="single" w:color="B0C8E0" w:sz="4"/>
             </w:tcBorders>
-            <w:shd w:fill="EAF1F8" w:val="clear"/>
+            <w:shd w:fill="FFFFFF" w:val="clear"/>
             <w:tcMar>
               <w:top w:type="dxa" w:w="70"/>
               <w:left w:type="dxa" w:w="100"/>
@@ -2159,7 +2434,7 @@
               <w:bottom w:val="single" w:color="B0C8E0" w:sz="4"/>
               <w:right w:val="single" w:color="B0C8E0" w:sz="4"/>
             </w:tcBorders>
-            <w:shd w:fill="EAF1F8" w:val="clear"/>
+            <w:shd w:fill="FFFFFF" w:val="clear"/>
             <w:tcMar>
               <w:top w:type="dxa" w:w="70"/>
               <w:left w:type="dxa" w:w="100"/>
@@ -2193,7 +2468,7 @@
               <w:bottom w:val="single" w:color="B0C8E0" w:sz="4"/>
               <w:right w:val="single" w:color="B0C8E0" w:sz="4"/>
             </w:tcBorders>
-            <w:shd w:fill="EAF1F8" w:val="clear"/>
+            <w:shd w:fill="FFFFFF" w:val="clear"/>
             <w:tcMar>
               <w:top w:type="dxa" w:w="70"/>
               <w:left w:type="dxa" w:w="100"/>
@@ -2236,10 +2511,7 @@
     </w:p>
     <w:p>
       <w:pPr>
-        <w:pBdr>
-          <w:bottom w:val="single" w:color="C8714A" w:sz="8"/>
-        </w:pBdr>
-        <w:shd w:fill="1A3A5C" w:val="clear"/>
+        <w:shd w:fill="FFFFFF" w:val="clear"/>
         <w:spacing w:after="200" w:before="440"/>
         <w:jc w:val="center"/>
       </w:pPr>
@@ -2248,7 +2520,7 @@
           <w:rFonts w:ascii="맑은 고딕" w:cs="맑은 고딕" w:eastAsia="맑은 고딕" w:hAnsi="맑은 고딕"/>
           <w:b/>
           <w:bCs/>
-          <w:color w:val="FFFFFF"/>
+          <w:color w:val="1A1A1A"/>
           <w:sz w:val="27"/>
           <w:szCs w:val="27"/>
         </w:rPr>
@@ -2280,9 +2552,6 @@
     </w:p>
     <w:p>
       <w:pPr>
-        <w:pBdr>
-          <w:left w:val="single" w:color="C8714A" w:sz="12"/>
-        </w:pBdr>
         <w:spacing w:after="60" w:before="260"/>
         <w:ind w:left="180"/>
       </w:pPr>
@@ -2355,7 +2624,7 @@
               <w:bottom w:val="single" w:color="B0C8E0" w:sz="4"/>
               <w:right w:val="single" w:color="B0C8E0" w:sz="4"/>
             </w:tcBorders>
-            <w:shd w:fill="1A3A5C" w:val="clear"/>
+            <w:shd w:fill="FFFFFF" w:val="clear"/>
             <w:tcMar>
               <w:top w:type="dxa" w:w="80"/>
               <w:left w:type="dxa" w:w="100"/>
@@ -2372,7 +2641,7 @@
                 <w:rFonts w:ascii="맑은 고딕" w:cs="맑은 고딕" w:eastAsia="맑은 고딕" w:hAnsi="맑은 고딕"/>
                 <w:b/>
                 <w:bCs/>
-                <w:color w:val="FFFFFF"/>
+                <w:color w:val="1A1A1A"/>
                 <w:sz w:val="17"/>
                 <w:szCs w:val="17"/>
               </w:rPr>
@@ -2389,7 +2658,7 @@
               <w:bottom w:val="single" w:color="B0C8E0" w:sz="4"/>
               <w:right w:val="single" w:color="B0C8E0" w:sz="4"/>
             </w:tcBorders>
-            <w:shd w:fill="1A3A5C" w:val="clear"/>
+            <w:shd w:fill="FFFFFF" w:val="clear"/>
             <w:tcMar>
               <w:top w:type="dxa" w:w="80"/>
               <w:left w:type="dxa" w:w="100"/>
@@ -2406,7 +2675,7 @@
                 <w:rFonts w:ascii="맑은 고딕" w:cs="맑은 고딕" w:eastAsia="맑은 고딕" w:hAnsi="맑은 고딕"/>
                 <w:b/>
                 <w:bCs/>
-                <w:color w:val="FFFFFF"/>
+                <w:color w:val="1A1A1A"/>
                 <w:sz w:val="17"/>
                 <w:szCs w:val="17"/>
               </w:rPr>
@@ -2423,7 +2692,7 @@
               <w:bottom w:val="single" w:color="B0C8E0" w:sz="4"/>
               <w:right w:val="single" w:color="B0C8E0" w:sz="4"/>
             </w:tcBorders>
-            <w:shd w:fill="1A3A5C" w:val="clear"/>
+            <w:shd w:fill="FFFFFF" w:val="clear"/>
             <w:tcMar>
               <w:top w:type="dxa" w:w="80"/>
               <w:left w:type="dxa" w:w="100"/>
@@ -2440,7 +2709,7 @@
                 <w:rFonts w:ascii="맑은 고딕" w:cs="맑은 고딕" w:eastAsia="맑은 고딕" w:hAnsi="맑은 고딕"/>
                 <w:b/>
                 <w:bCs/>
-                <w:color w:val="FFFFFF"/>
+                <w:color w:val="1A1A1A"/>
                 <w:sz w:val="17"/>
                 <w:szCs w:val="17"/>
               </w:rPr>
@@ -2459,7 +2728,7 @@
               <w:bottom w:val="single" w:color="B0C8E0" w:sz="4"/>
               <w:right w:val="single" w:color="B0C8E0" w:sz="4"/>
             </w:tcBorders>
-            <w:shd w:fill="EAF1F8" w:val="clear"/>
+            <w:shd w:fill="FFFFFF" w:val="clear"/>
             <w:tcMar>
               <w:top w:type="dxa" w:w="70"/>
               <w:left w:type="dxa" w:w="100"/>
@@ -2493,7 +2762,7 @@
               <w:bottom w:val="single" w:color="B0C8E0" w:sz="4"/>
               <w:right w:val="single" w:color="B0C8E0" w:sz="4"/>
             </w:tcBorders>
-            <w:shd w:fill="EAF1F8" w:val="clear"/>
+            <w:shd w:fill="FFFFFF" w:val="clear"/>
             <w:tcMar>
               <w:top w:type="dxa" w:w="70"/>
               <w:left w:type="dxa" w:w="100"/>
@@ -2527,7 +2796,7 @@
               <w:bottom w:val="single" w:color="B0C8E0" w:sz="4"/>
               <w:right w:val="single" w:color="B0C8E0" w:sz="4"/>
             </w:tcBorders>
-            <w:shd w:fill="EAF1F8" w:val="clear"/>
+            <w:shd w:fill="FFFFFF" w:val="clear"/>
             <w:tcMar>
               <w:top w:type="dxa" w:w="70"/>
               <w:left w:type="dxa" w:w="100"/>
@@ -2667,7 +2936,7 @@
               <w:bottom w:val="single" w:color="B0C8E0" w:sz="4"/>
               <w:right w:val="single" w:color="B0C8E0" w:sz="4"/>
             </w:tcBorders>
-            <w:shd w:fill="EAF1F8" w:val="clear"/>
+            <w:shd w:fill="FFFFFF" w:val="clear"/>
             <w:tcMar>
               <w:top w:type="dxa" w:w="70"/>
               <w:left w:type="dxa" w:w="100"/>
@@ -2701,7 +2970,7 @@
               <w:bottom w:val="single" w:color="B0C8E0" w:sz="4"/>
               <w:right w:val="single" w:color="B0C8E0" w:sz="4"/>
             </w:tcBorders>
-            <w:shd w:fill="EAF1F8" w:val="clear"/>
+            <w:shd w:fill="FFFFFF" w:val="clear"/>
             <w:tcMar>
               <w:top w:type="dxa" w:w="70"/>
               <w:left w:type="dxa" w:w="100"/>
@@ -2735,7 +3004,7 @@
               <w:bottom w:val="single" w:color="B0C8E0" w:sz="4"/>
               <w:right w:val="single" w:color="B0C8E0" w:sz="4"/>
             </w:tcBorders>
-            <w:shd w:fill="EAF1F8" w:val="clear"/>
+            <w:shd w:fill="FFFFFF" w:val="clear"/>
             <w:tcMar>
               <w:top w:type="dxa" w:w="70"/>
               <w:left w:type="dxa" w:w="100"/>
@@ -2875,7 +3144,7 @@
               <w:bottom w:val="single" w:color="B0C8E0" w:sz="4"/>
               <w:right w:val="single" w:color="B0C8E0" w:sz="4"/>
             </w:tcBorders>
-            <w:shd w:fill="EAF1F8" w:val="clear"/>
+            <w:shd w:fill="FFFFFF" w:val="clear"/>
             <w:tcMar>
               <w:top w:type="dxa" w:w="70"/>
               <w:left w:type="dxa" w:w="100"/>
@@ -2909,7 +3178,7 @@
               <w:bottom w:val="single" w:color="B0C8E0" w:sz="4"/>
               <w:right w:val="single" w:color="B0C8E0" w:sz="4"/>
             </w:tcBorders>
-            <w:shd w:fill="EAF1F8" w:val="clear"/>
+            <w:shd w:fill="FFFFFF" w:val="clear"/>
             <w:tcMar>
               <w:top w:type="dxa" w:w="70"/>
               <w:left w:type="dxa" w:w="100"/>
@@ -2943,7 +3212,7 @@
               <w:bottom w:val="single" w:color="B0C8E0" w:sz="4"/>
               <w:right w:val="single" w:color="B0C8E0" w:sz="4"/>
             </w:tcBorders>
-            <w:shd w:fill="EAF1F8" w:val="clear"/>
+            <w:shd w:fill="FFFFFF" w:val="clear"/>
             <w:tcMar>
               <w:top w:type="dxa" w:w="70"/>
               <w:left w:type="dxa" w:w="100"/>
@@ -3083,7 +3352,7 @@
               <w:bottom w:val="single" w:color="B0C8E0" w:sz="4"/>
               <w:right w:val="single" w:color="B0C8E0" w:sz="4"/>
             </w:tcBorders>
-            <w:shd w:fill="EAF1F8" w:val="clear"/>
+            <w:shd w:fill="FFFFFF" w:val="clear"/>
             <w:tcMar>
               <w:top w:type="dxa" w:w="70"/>
               <w:left w:type="dxa" w:w="100"/>
@@ -3117,7 +3386,7 @@
               <w:bottom w:val="single" w:color="B0C8E0" w:sz="4"/>
               <w:right w:val="single" w:color="B0C8E0" w:sz="4"/>
             </w:tcBorders>
-            <w:shd w:fill="EAF1F8" w:val="clear"/>
+            <w:shd w:fill="FFFFFF" w:val="clear"/>
             <w:tcMar>
               <w:top w:type="dxa" w:w="70"/>
               <w:left w:type="dxa" w:w="100"/>
@@ -3151,7 +3420,7 @@
               <w:bottom w:val="single" w:color="B0C8E0" w:sz="4"/>
               <w:right w:val="single" w:color="B0C8E0" w:sz="4"/>
             </w:tcBorders>
-            <w:shd w:fill="EAF1F8" w:val="clear"/>
+            <w:shd w:fill="FFFFFF" w:val="clear"/>
             <w:tcMar>
               <w:top w:type="dxa" w:w="70"/>
               <w:left w:type="dxa" w:w="100"/>
@@ -3194,9 +3463,6 @@
     </w:p>
     <w:p>
       <w:pPr>
-        <w:pBdr>
-          <w:left w:val="single" w:color="C8714A" w:sz="12"/>
-        </w:pBdr>
         <w:spacing w:after="60" w:before="260"/>
         <w:ind w:left="180"/>
       </w:pPr>
@@ -3276,10 +3542,7 @@
     </w:p>
     <w:p>
       <w:pPr>
-        <w:pBdr>
-          <w:bottom w:val="single" w:color="C8714A" w:sz="8"/>
-        </w:pBdr>
-        <w:shd w:fill="1A3A5C" w:val="clear"/>
+        <w:shd w:fill="FFFFFF" w:val="clear"/>
         <w:spacing w:after="200" w:before="440"/>
         <w:jc w:val="center"/>
       </w:pPr>
@@ -3288,7 +3551,7 @@
           <w:rFonts w:ascii="맑은 고딕" w:cs="맑은 고딕" w:eastAsia="맑은 고딕" w:hAnsi="맑은 고딕"/>
           <w:b/>
           <w:bCs/>
-          <w:color w:val="FFFFFF"/>
+          <w:color w:val="1A1A1A"/>
           <w:sz w:val="27"/>
           <w:szCs w:val="27"/>
         </w:rPr>
@@ -3320,9 +3583,6 @@
     </w:p>
     <w:p>
       <w:pPr>
-        <w:pBdr>
-          <w:left w:val="single" w:color="C8714A" w:sz="12"/>
-        </w:pBdr>
         <w:spacing w:after="60" w:before="260"/>
         <w:ind w:left="180"/>
       </w:pPr>
@@ -3356,12 +3616,12 @@
       <w:tblPr>
         <w:tblW w:type="dxa" w:w="9070"/>
         <w:tblBorders>
-          <w:top w:val="single" w:color="auto" w:sz="4"/>
-          <w:left w:val="single" w:color="auto" w:sz="4"/>
-          <w:bottom w:val="single" w:color="auto" w:sz="4"/>
-          <w:right w:val="single" w:color="auto" w:sz="4"/>
-          <w:insideH w:val="single" w:color="auto" w:sz="4"/>
-          <w:insideV w:val="single" w:color="auto" w:sz="4"/>
+          <w:top w:val="nil"/>
+          <w:left w:val="nil"/>
+          <w:bottom w:val="nil"/>
+          <w:right w:val="nil"/>
+          <w:insideH w:val="nil"/>
+          <w:insideV w:val="nil"/>
         </w:tblBorders>
       </w:tblPr>
       <w:tblGrid>
@@ -3371,13 +3631,7 @@
         <w:tc>
           <w:tcPr>
             <w:tcW w:type="dxa" w:w="9070"/>
-            <w:tcBorders>
-              <w:top w:val="single" w:color="1A3A5C" w:sz="10"/>
-              <w:left w:val="single" w:color="1A3A5C" w:sz="6"/>
-              <w:bottom w:val="single" w:color="1A3A5C" w:sz="10"/>
-              <w:right w:val="none" w:color="FFFFFF" w:sz="0"/>
-            </w:tcBorders>
-            <w:shd w:fill="EAF1F8" w:val="clear"/>
+            <w:shd w:fill="FFFFFF" w:val="clear"/>
             <w:tcMar>
               <w:top w:type="dxa" w:w="140"/>
               <w:left w:type="dxa" w:w="260"/>
@@ -3527,12 +3781,12 @@
       <w:tblPr>
         <w:tblW w:type="dxa" w:w="9070"/>
         <w:tblBorders>
-          <w:top w:val="single" w:color="auto" w:sz="4"/>
-          <w:left w:val="single" w:color="auto" w:sz="4"/>
-          <w:bottom w:val="single" w:color="auto" w:sz="4"/>
-          <w:right w:val="single" w:color="auto" w:sz="4"/>
-          <w:insideH w:val="single" w:color="auto" w:sz="4"/>
-          <w:insideV w:val="single" w:color="auto" w:sz="4"/>
+          <w:top w:val="nil"/>
+          <w:left w:val="nil"/>
+          <w:bottom w:val="nil"/>
+          <w:right w:val="nil"/>
+          <w:insideH w:val="nil"/>
+          <w:insideV w:val="nil"/>
         </w:tblBorders>
       </w:tblPr>
       <w:tblGrid>
@@ -3542,13 +3796,7 @@
         <w:tc>
           <w:tcPr>
             <w:tcW w:type="dxa" w:w="9070"/>
-            <w:tcBorders>
-              <w:top w:val="single" w:color="C8714A" w:sz="10"/>
-              <w:left w:val="single" w:color="C8714A" w:sz="6"/>
-              <w:bottom w:val="single" w:color="C8714A" w:sz="10"/>
-              <w:right w:val="none" w:color="FFFFFF" w:sz="0"/>
-            </w:tcBorders>
-            <w:shd w:fill="FDF8EC" w:val="clear"/>
+            <w:shd w:fill="FFFFFF" w:val="clear"/>
             <w:tcMar>
               <w:top w:type="dxa" w:w="140"/>
               <w:left w:type="dxa" w:w="260"/>
@@ -3696,10 +3944,7 @@
     </w:p>
     <w:p>
       <w:pPr>
-        <w:pBdr>
-          <w:bottom w:val="single" w:color="C8714A" w:sz="8"/>
-        </w:pBdr>
-        <w:shd w:fill="1A3A5C" w:val="clear"/>
+        <w:shd w:fill="FFFFFF" w:val="clear"/>
         <w:spacing w:after="200" w:before="440"/>
         <w:jc w:val="center"/>
       </w:pPr>
@@ -3708,7 +3953,7 @@
           <w:rFonts w:ascii="맑은 고딕" w:cs="맑은 고딕" w:eastAsia="맑은 고딕" w:hAnsi="맑은 고딕"/>
           <w:b/>
           <w:bCs/>
-          <w:color w:val="FFFFFF"/>
+          <w:color w:val="1A1A1A"/>
           <w:sz w:val="27"/>
           <w:szCs w:val="27"/>
         </w:rPr>
@@ -3740,9 +3985,6 @@
     </w:p>
     <w:p>
       <w:pPr>
-        <w:pBdr>
-          <w:left w:val="single" w:color="C8714A" w:sz="12"/>
-        </w:pBdr>
         <w:spacing w:after="60" w:before="260"/>
         <w:ind w:left="180"/>
       </w:pPr>
@@ -3822,9 +4064,6 @@
     </w:p>
     <w:p>
       <w:pPr>
-        <w:pBdr>
-          <w:left w:val="single" w:color="C8714A" w:sz="12"/>
-        </w:pBdr>
         <w:spacing w:after="60" w:before="260"/>
         <w:ind w:left="180"/>
       </w:pPr>
@@ -3888,9 +4127,6 @@
     </w:p>
     <w:p>
       <w:pPr>
-        <w:pBdr>
-          <w:left w:val="single" w:color="C8714A" w:sz="12"/>
-        </w:pBdr>
         <w:spacing w:after="60" w:before="260"/>
         <w:ind w:left="180"/>
       </w:pPr>
@@ -3954,10 +4190,7 @@
     </w:p>
     <w:p>
       <w:pPr>
-        <w:pBdr>
-          <w:bottom w:val="single" w:color="C8714A" w:sz="8"/>
-        </w:pBdr>
-        <w:shd w:fill="1A3A5C" w:val="clear"/>
+        <w:shd w:fill="FFFFFF" w:val="clear"/>
         <w:spacing w:after="200" w:before="440"/>
         <w:jc w:val="center"/>
       </w:pPr>
@@ -3966,7 +4199,7 @@
           <w:rFonts w:ascii="맑은 고딕" w:cs="맑은 고딕" w:eastAsia="맑은 고딕" w:hAnsi="맑은 고딕"/>
           <w:b/>
           <w:bCs/>
-          <w:color w:val="FFFFFF"/>
+          <w:color w:val="1A1A1A"/>
           <w:sz w:val="27"/>
           <w:szCs w:val="27"/>
         </w:rPr>
@@ -3998,9 +4231,6 @@
     </w:p>
     <w:p>
       <w:pPr>
-        <w:pBdr>
-          <w:left w:val="single" w:color="C8714A" w:sz="12"/>
-        </w:pBdr>
         <w:spacing w:after="60" w:before="260"/>
         <w:ind w:left="180"/>
       </w:pPr>
@@ -4034,12 +4264,12 @@
       <w:tblPr>
         <w:tblW w:type="dxa" w:w="9070"/>
         <w:tblBorders>
-          <w:top w:val="single" w:color="auto" w:sz="4"/>
-          <w:left w:val="single" w:color="auto" w:sz="4"/>
-          <w:bottom w:val="single" w:color="auto" w:sz="4"/>
-          <w:right w:val="single" w:color="auto" w:sz="4"/>
-          <w:insideH w:val="single" w:color="auto" w:sz="4"/>
-          <w:insideV w:val="single" w:color="auto" w:sz="4"/>
+          <w:top w:val="nil"/>
+          <w:left w:val="nil"/>
+          <w:bottom w:val="nil"/>
+          <w:right w:val="nil"/>
+          <w:insideH w:val="nil"/>
+          <w:insideV w:val="nil"/>
         </w:tblBorders>
       </w:tblPr>
       <w:tblGrid>
@@ -4049,13 +4279,7 @@
         <w:tc>
           <w:tcPr>
             <w:tcW w:type="dxa" w:w="9070"/>
-            <w:tcBorders>
-              <w:top w:val="single" w:color="1E5C38" w:sz="10"/>
-              <w:left w:val="single" w:color="1E5C38" w:sz="6"/>
-              <w:bottom w:val="single" w:color="1E5C38" w:sz="10"/>
-              <w:right w:val="none" w:color="FFFFFF" w:sz="0"/>
-            </w:tcBorders>
-            <w:shd w:fill="F0FDF4" w:val="clear"/>
+            <w:shd w:fill="FFFFFF" w:val="clear"/>
             <w:tcMar>
               <w:top w:type="dxa" w:w="140"/>
               <w:left w:type="dxa" w:w="260"/>
@@ -4218,9 +4442,6 @@
     </w:p>
     <w:p>
       <w:pPr>
-        <w:pBdr>
-          <w:left w:val="single" w:color="C8714A" w:sz="12"/>
-        </w:pBdr>
         <w:spacing w:after="60" w:before="260"/>
         <w:ind w:left="180"/>
       </w:pPr>
@@ -4284,10 +4505,7 @@
     </w:p>
     <w:p>
       <w:pPr>
-        <w:pBdr>
-          <w:bottom w:val="single" w:color="C8714A" w:sz="8"/>
-        </w:pBdr>
-        <w:shd w:fill="1A3A5C" w:val="clear"/>
+        <w:shd w:fill="FFFFFF" w:val="clear"/>
         <w:spacing w:after="200" w:before="440"/>
         <w:jc w:val="center"/>
       </w:pPr>
@@ -4296,7 +4514,7 @@
           <w:rFonts w:ascii="맑은 고딕" w:cs="맑은 고딕" w:eastAsia="맑은 고딕" w:hAnsi="맑은 고딕"/>
           <w:b/>
           <w:bCs/>
-          <w:color w:val="FFFFFF"/>
+          <w:color w:val="1A1A1A"/>
           <w:sz w:val="27"/>
           <w:szCs w:val="27"/>
         </w:rPr>
@@ -4328,9 +4546,6 @@
     </w:p>
     <w:p>
       <w:pPr>
-        <w:pBdr>
-          <w:left w:val="single" w:color="C8714A" w:sz="12"/>
-        </w:pBdr>
         <w:spacing w:after="60" w:before="260"/>
         <w:ind w:left="180"/>
       </w:pPr>
@@ -4394,9 +4609,6 @@
     </w:p>
     <w:p>
       <w:pPr>
-        <w:pBdr>
-          <w:left w:val="single" w:color="C8714A" w:sz="12"/>
-        </w:pBdr>
         <w:spacing w:after="60" w:before="260"/>
         <w:ind w:left="180"/>
       </w:pPr>
@@ -4446,12 +4658,12 @@
       <w:tblPr>
         <w:tblW w:type="dxa" w:w="9070"/>
         <w:tblBorders>
-          <w:top w:val="single" w:color="auto" w:sz="4"/>
-          <w:left w:val="single" w:color="auto" w:sz="4"/>
-          <w:bottom w:val="single" w:color="auto" w:sz="4"/>
-          <w:right w:val="single" w:color="auto" w:sz="4"/>
-          <w:insideH w:val="single" w:color="auto" w:sz="4"/>
-          <w:insideV w:val="single" w:color="auto" w:sz="4"/>
+          <w:top w:val="nil"/>
+          <w:left w:val="nil"/>
+          <w:bottom w:val="nil"/>
+          <w:right w:val="nil"/>
+          <w:insideH w:val="nil"/>
+          <w:insideV w:val="nil"/>
         </w:tblBorders>
       </w:tblPr>
       <w:tblGrid>
@@ -4461,13 +4673,7 @@
         <w:tc>
           <w:tcPr>
             <w:tcW w:type="dxa" w:w="9070"/>
-            <w:tcBorders>
-              <w:top w:val="single" w:color="B0C8E0" w:sz="4"/>
-              <w:left w:val="single" w:color="B0C8E0" w:sz="4"/>
-              <w:bottom w:val="single" w:color="B0C8E0" w:sz="4"/>
-              <w:right w:val="single" w:color="B0C8E0" w:sz="4"/>
-            </w:tcBorders>
-            <w:shd w:fill="EAF1F8" w:val="clear"/>
+            <w:shd w:fill="FFFFFF" w:val="clear"/>
             <w:tcMar>
               <w:top w:type="dxa" w:w="180"/>
               <w:left w:type="dxa" w:w="300"/>
@@ -4563,9 +4769,6 @@
     </w:p>
     <w:p>
       <w:pPr>
-        <w:pBdr>
-          <w:bottom w:val="single" w:color="C8714A" w:sz="6"/>
-        </w:pBdr>
         <w:spacing w:after="80" w:before="0"/>
         <w:jc w:val="center"/>
       </w:pPr>
@@ -4668,7 +4871,7 @@
               <w:bottom w:val="single" w:color="B0C8E0" w:sz="4"/>
               <w:right w:val="single" w:color="B0C8E0" w:sz="4"/>
             </w:tcBorders>
-            <w:shd w:fill="EAF1F8" w:val="clear"/>
+            <w:shd w:fill="FFFFFF" w:val="clear"/>
             <w:tcMar>
               <w:top w:type="dxa" w:w="80"/>
               <w:left w:type="dxa" w:w="160"/>
@@ -4732,7 +4935,7 @@
               <w:bottom w:val="single" w:color="B0C8E0" w:sz="4"/>
               <w:right w:val="single" w:color="B0C8E0" w:sz="4"/>
             </w:tcBorders>
-            <w:shd w:fill="EAF1F8" w:val="clear"/>
+            <w:shd w:fill="FFFFFF" w:val="clear"/>
             <w:tcMar>
               <w:top w:type="dxa" w:w="80"/>
               <w:left w:type="dxa" w:w="160"/>
@@ -4796,7 +4999,7 @@
               <w:bottom w:val="single" w:color="B0C8E0" w:sz="4"/>
               <w:right w:val="single" w:color="B0C8E0" w:sz="4"/>
             </w:tcBorders>
-            <w:shd w:fill="EAF1F8" w:val="clear"/>
+            <w:shd w:fill="FFFFFF" w:val="clear"/>
             <w:tcMar>
               <w:top w:type="dxa" w:w="80"/>
               <w:left w:type="dxa" w:w="160"/>
@@ -4860,7 +5063,7 @@
               <w:bottom w:val="single" w:color="B0C8E0" w:sz="4"/>
               <w:right w:val="single" w:color="B0C8E0" w:sz="4"/>
             </w:tcBorders>
-            <w:shd w:fill="EAF1F8" w:val="clear"/>
+            <w:shd w:fill="FFFFFF" w:val="clear"/>
             <w:tcMar>
               <w:top w:type="dxa" w:w="80"/>
               <w:left w:type="dxa" w:w="160"/>
@@ -4924,7 +5127,7 @@
               <w:bottom w:val="single" w:color="B0C8E0" w:sz="4"/>
               <w:right w:val="single" w:color="B0C8E0" w:sz="4"/>
             </w:tcBorders>
-            <w:shd w:fill="EAF1F8" w:val="clear"/>
+            <w:shd w:fill="FFFFFF" w:val="clear"/>
             <w:tcMar>
               <w:top w:type="dxa" w:w="80"/>
               <w:left w:type="dxa" w:w="160"/>
@@ -5017,10 +5220,7 @@
     </w:p>
     <w:p>
       <w:pPr>
-        <w:pBdr>
-          <w:bottom w:val="single" w:color="C8714A" w:sz="8"/>
-        </w:pBdr>
-        <w:shd w:fill="1A3A5C" w:val="clear"/>
+        <w:shd w:fill="FFFFFF" w:val="clear"/>
         <w:spacing w:after="200" w:before="440"/>
         <w:jc w:val="center"/>
       </w:pPr>
@@ -5029,7 +5229,7 @@
           <w:rFonts w:ascii="맑은 고딕" w:cs="맑은 고딕" w:eastAsia="맑은 고딕" w:hAnsi="맑은 고딕"/>
           <w:b/>
           <w:bCs/>
-          <w:color w:val="FFFFFF"/>
+          <w:color w:val="1A1A1A"/>
           <w:sz w:val="27"/>
           <w:szCs w:val="27"/>
         </w:rPr>
@@ -5061,9 +5261,6 @@
     </w:p>
     <w:p>
       <w:pPr>
-        <w:pBdr>
-          <w:left w:val="single" w:color="C8714A" w:sz="12"/>
-        </w:pBdr>
         <w:spacing w:after="60" w:before="260"/>
         <w:ind w:left="180"/>
       </w:pPr>
@@ -5111,9 +5308,6 @@
     </w:p>
     <w:p>
       <w:pPr>
-        <w:pBdr>
-          <w:left w:val="single" w:color="C8714A" w:sz="12"/>
-        </w:pBdr>
         <w:spacing w:after="60" w:before="260"/>
         <w:ind w:left="180"/>
       </w:pPr>
@@ -5187,7 +5381,7 @@
               <w:bottom w:val="single" w:color="B0C8E0" w:sz="4"/>
               <w:right w:val="single" w:color="B0C8E0" w:sz="4"/>
             </w:tcBorders>
-            <w:shd w:fill="1A3A5C" w:val="clear"/>
+            <w:shd w:fill="FFFFFF" w:val="clear"/>
             <w:tcMar>
               <w:top w:type="dxa" w:w="80"/>
               <w:left w:type="dxa" w:w="100"/>
@@ -5204,7 +5398,7 @@
                 <w:rFonts w:ascii="맑은 고딕" w:cs="맑은 고딕" w:eastAsia="맑은 고딕" w:hAnsi="맑은 고딕"/>
                 <w:b/>
                 <w:bCs/>
-                <w:color w:val="FFFFFF"/>
+                <w:color w:val="1A1A1A"/>
                 <w:sz w:val="17"/>
                 <w:szCs w:val="17"/>
               </w:rPr>
@@ -5221,7 +5415,7 @@
               <w:bottom w:val="single" w:color="B0C8E0" w:sz="4"/>
               <w:right w:val="single" w:color="B0C8E0" w:sz="4"/>
             </w:tcBorders>
-            <w:shd w:fill="1A3A5C" w:val="clear"/>
+            <w:shd w:fill="FFFFFF" w:val="clear"/>
             <w:tcMar>
               <w:top w:type="dxa" w:w="80"/>
               <w:left w:type="dxa" w:w="100"/>
@@ -5238,7 +5432,7 @@
                 <w:rFonts w:ascii="맑은 고딕" w:cs="맑은 고딕" w:eastAsia="맑은 고딕" w:hAnsi="맑은 고딕"/>
                 <w:b/>
                 <w:bCs/>
-                <w:color w:val="FFFFFF"/>
+                <w:color w:val="1A1A1A"/>
                 <w:sz w:val="17"/>
                 <w:szCs w:val="17"/>
               </w:rPr>
@@ -5255,7 +5449,7 @@
               <w:bottom w:val="single" w:color="B0C8E0" w:sz="4"/>
               <w:right w:val="single" w:color="B0C8E0" w:sz="4"/>
             </w:tcBorders>
-            <w:shd w:fill="1A3A5C" w:val="clear"/>
+            <w:shd w:fill="FFFFFF" w:val="clear"/>
             <w:tcMar>
               <w:top w:type="dxa" w:w="80"/>
               <w:left w:type="dxa" w:w="100"/>
@@ -5272,7 +5466,7 @@
                 <w:rFonts w:ascii="맑은 고딕" w:cs="맑은 고딕" w:eastAsia="맑은 고딕" w:hAnsi="맑은 고딕"/>
                 <w:b/>
                 <w:bCs/>
-                <w:color w:val="FFFFFF"/>
+                <w:color w:val="1A1A1A"/>
                 <w:sz w:val="17"/>
                 <w:szCs w:val="17"/>
               </w:rPr>
@@ -5289,7 +5483,7 @@
               <w:bottom w:val="single" w:color="B0C8E0" w:sz="4"/>
               <w:right w:val="single" w:color="B0C8E0" w:sz="4"/>
             </w:tcBorders>
-            <w:shd w:fill="1A3A5C" w:val="clear"/>
+            <w:shd w:fill="FFFFFF" w:val="clear"/>
             <w:tcMar>
               <w:top w:type="dxa" w:w="80"/>
               <w:left w:type="dxa" w:w="100"/>
@@ -5306,7 +5500,7 @@
                 <w:rFonts w:ascii="맑은 고딕" w:cs="맑은 고딕" w:eastAsia="맑은 고딕" w:hAnsi="맑은 고딕"/>
                 <w:b/>
                 <w:bCs/>
-                <w:color w:val="FFFFFF"/>
+                <w:color w:val="1A1A1A"/>
                 <w:sz w:val="17"/>
                 <w:szCs w:val="17"/>
               </w:rPr>
@@ -5325,7 +5519,7 @@
               <w:bottom w:val="single" w:color="B0C8E0" w:sz="4"/>
               <w:right w:val="single" w:color="B0C8E0" w:sz="4"/>
             </w:tcBorders>
-            <w:shd w:fill="EAF1F8" w:val="clear"/>
+            <w:shd w:fill="FFFFFF" w:val="clear"/>
             <w:tcMar>
               <w:top w:type="dxa" w:w="70"/>
               <w:left w:type="dxa" w:w="100"/>
@@ -5356,7 +5550,7 @@
               <w:bottom w:val="single" w:color="B0C8E0" w:sz="4"/>
               <w:right w:val="single" w:color="B0C8E0" w:sz="4"/>
             </w:tcBorders>
-            <w:shd w:fill="EAF1F8" w:val="clear"/>
+            <w:shd w:fill="FFFFFF" w:val="clear"/>
             <w:tcMar>
               <w:top w:type="dxa" w:w="70"/>
               <w:left w:type="dxa" w:w="100"/>
@@ -5387,7 +5581,7 @@
               <w:bottom w:val="single" w:color="B0C8E0" w:sz="4"/>
               <w:right w:val="single" w:color="B0C8E0" w:sz="4"/>
             </w:tcBorders>
-            <w:shd w:fill="EAF1F8" w:val="clear"/>
+            <w:shd w:fill="FFFFFF" w:val="clear"/>
             <w:tcMar>
               <w:top w:type="dxa" w:w="70"/>
               <w:left w:type="dxa" w:w="100"/>
@@ -5418,7 +5612,7 @@
               <w:bottom w:val="single" w:color="B0C8E0" w:sz="4"/>
               <w:right w:val="single" w:color="B0C8E0" w:sz="4"/>
             </w:tcBorders>
-            <w:shd w:fill="EAF1F8" w:val="clear"/>
+            <w:shd w:fill="FFFFFF" w:val="clear"/>
             <w:tcMar>
               <w:top w:type="dxa" w:w="70"/>
               <w:left w:type="dxa" w:w="100"/>
@@ -5577,7 +5771,7 @@
               <w:bottom w:val="single" w:color="B0C8E0" w:sz="4"/>
               <w:right w:val="single" w:color="B0C8E0" w:sz="4"/>
             </w:tcBorders>
-            <w:shd w:fill="EAF1F8" w:val="clear"/>
+            <w:shd w:fill="FFFFFF" w:val="clear"/>
             <w:tcMar>
               <w:top w:type="dxa" w:w="70"/>
               <w:left w:type="dxa" w:w="100"/>
@@ -5608,7 +5802,7 @@
               <w:bottom w:val="single" w:color="B0C8E0" w:sz="4"/>
               <w:right w:val="single" w:color="B0C8E0" w:sz="4"/>
             </w:tcBorders>
-            <w:shd w:fill="EAF1F8" w:val="clear"/>
+            <w:shd w:fill="FFFFFF" w:val="clear"/>
             <w:tcMar>
               <w:top w:type="dxa" w:w="70"/>
               <w:left w:type="dxa" w:w="100"/>
@@ -5639,7 +5833,7 @@
               <w:bottom w:val="single" w:color="B0C8E0" w:sz="4"/>
               <w:right w:val="single" w:color="B0C8E0" w:sz="4"/>
             </w:tcBorders>
-            <w:shd w:fill="EAF1F8" w:val="clear"/>
+            <w:shd w:fill="FFFFFF" w:val="clear"/>
             <w:tcMar>
               <w:top w:type="dxa" w:w="70"/>
               <w:left w:type="dxa" w:w="100"/>
@@ -5670,7 +5864,7 @@
               <w:bottom w:val="single" w:color="B0C8E0" w:sz="4"/>
               <w:right w:val="single" w:color="B0C8E0" w:sz="4"/>
             </w:tcBorders>
-            <w:shd w:fill="EAF1F8" w:val="clear"/>
+            <w:shd w:fill="FFFFFF" w:val="clear"/>
             <w:tcMar>
               <w:top w:type="dxa" w:w="70"/>
               <w:left w:type="dxa" w:w="100"/>
@@ -5829,7 +6023,7 @@
               <w:bottom w:val="single" w:color="B0C8E0" w:sz="4"/>
               <w:right w:val="single" w:color="B0C8E0" w:sz="4"/>
             </w:tcBorders>
-            <w:shd w:fill="EAF1F8" w:val="clear"/>
+            <w:shd w:fill="FFFFFF" w:val="clear"/>
             <w:tcMar>
               <w:top w:type="dxa" w:w="70"/>
               <w:left w:type="dxa" w:w="100"/>
@@ -5860,7 +6054,7 @@
               <w:bottom w:val="single" w:color="B0C8E0" w:sz="4"/>
               <w:right w:val="single" w:color="B0C8E0" w:sz="4"/>
             </w:tcBorders>
-            <w:shd w:fill="EAF1F8" w:val="clear"/>
+            <w:shd w:fill="FFFFFF" w:val="clear"/>
             <w:tcMar>
               <w:top w:type="dxa" w:w="70"/>
               <w:left w:type="dxa" w:w="100"/>
@@ -5891,7 +6085,7 @@
               <w:bottom w:val="single" w:color="B0C8E0" w:sz="4"/>
               <w:right w:val="single" w:color="B0C8E0" w:sz="4"/>
             </w:tcBorders>
-            <w:shd w:fill="EAF1F8" w:val="clear"/>
+            <w:shd w:fill="FFFFFF" w:val="clear"/>
             <w:tcMar>
               <w:top w:type="dxa" w:w="70"/>
               <w:left w:type="dxa" w:w="100"/>
@@ -5922,7 +6116,7 @@
               <w:bottom w:val="single" w:color="B0C8E0" w:sz="4"/>
               <w:right w:val="single" w:color="B0C8E0" w:sz="4"/>
             </w:tcBorders>
-            <w:shd w:fill="EAF1F8" w:val="clear"/>
+            <w:shd w:fill="FFFFFF" w:val="clear"/>
             <w:tcMar>
               <w:top w:type="dxa" w:w="70"/>
               <w:left w:type="dxa" w:w="100"/>
@@ -6081,7 +6275,7 @@
               <w:bottom w:val="single" w:color="B0C8E0" w:sz="4"/>
               <w:right w:val="single" w:color="B0C8E0" w:sz="4"/>
             </w:tcBorders>
-            <w:shd w:fill="EAF1F8" w:val="clear"/>
+            <w:shd w:fill="FFFFFF" w:val="clear"/>
             <w:tcMar>
               <w:top w:type="dxa" w:w="70"/>
               <w:left w:type="dxa" w:w="100"/>
@@ -6112,7 +6306,7 @@
               <w:bottom w:val="single" w:color="B0C8E0" w:sz="4"/>
               <w:right w:val="single" w:color="B0C8E0" w:sz="4"/>
             </w:tcBorders>
-            <w:shd w:fill="EAF1F8" w:val="clear"/>
+            <w:shd w:fill="FFFFFF" w:val="clear"/>
             <w:tcMar>
               <w:top w:type="dxa" w:w="70"/>
               <w:left w:type="dxa" w:w="100"/>
@@ -6143,7 +6337,7 @@
               <w:bottom w:val="single" w:color="B0C8E0" w:sz="4"/>
               <w:right w:val="single" w:color="B0C8E0" w:sz="4"/>
             </w:tcBorders>
-            <w:shd w:fill="EAF1F8" w:val="clear"/>
+            <w:shd w:fill="FFFFFF" w:val="clear"/>
             <w:tcMar>
               <w:top w:type="dxa" w:w="70"/>
               <w:left w:type="dxa" w:w="100"/>
@@ -6174,7 +6368,7 @@
               <w:bottom w:val="single" w:color="B0C8E0" w:sz="4"/>
               <w:right w:val="single" w:color="B0C8E0" w:sz="4"/>
             </w:tcBorders>
-            <w:shd w:fill="EAF1F8" w:val="clear"/>
+            <w:shd w:fill="FFFFFF" w:val="clear"/>
             <w:tcMar>
               <w:top w:type="dxa" w:w="70"/>
               <w:left w:type="dxa" w:w="100"/>
@@ -6333,7 +6527,7 @@
               <w:bottom w:val="single" w:color="B0C8E0" w:sz="4"/>
               <w:right w:val="single" w:color="B0C8E0" w:sz="4"/>
             </w:tcBorders>
-            <w:shd w:fill="EAF1F8" w:val="clear"/>
+            <w:shd w:fill="FFFFFF" w:val="clear"/>
             <w:tcMar>
               <w:top w:type="dxa" w:w="70"/>
               <w:left w:type="dxa" w:w="100"/>
@@ -6364,7 +6558,7 @@
               <w:bottom w:val="single" w:color="B0C8E0" w:sz="4"/>
               <w:right w:val="single" w:color="B0C8E0" w:sz="4"/>
             </w:tcBorders>
-            <w:shd w:fill="EAF1F8" w:val="clear"/>
+            <w:shd w:fill="FFFFFF" w:val="clear"/>
             <w:tcMar>
               <w:top w:type="dxa" w:w="70"/>
               <w:left w:type="dxa" w:w="100"/>
@@ -6395,7 +6589,7 @@
               <w:bottom w:val="single" w:color="B0C8E0" w:sz="4"/>
               <w:right w:val="single" w:color="B0C8E0" w:sz="4"/>
             </w:tcBorders>
-            <w:shd w:fill="EAF1F8" w:val="clear"/>
+            <w:shd w:fill="FFFFFF" w:val="clear"/>
             <w:tcMar>
               <w:top w:type="dxa" w:w="70"/>
               <w:left w:type="dxa" w:w="100"/>
@@ -6426,7 +6620,7 @@
               <w:bottom w:val="single" w:color="B0C8E0" w:sz="4"/>
               <w:right w:val="single" w:color="B0C8E0" w:sz="4"/>
             </w:tcBorders>
-            <w:shd w:fill="EAF1F8" w:val="clear"/>
+            <w:shd w:fill="FFFFFF" w:val="clear"/>
             <w:tcMar>
               <w:top w:type="dxa" w:w="70"/>
               <w:left w:type="dxa" w:w="100"/>
@@ -6466,10 +6660,7 @@
     </w:p>
     <w:p>
       <w:pPr>
-        <w:pBdr>
-          <w:bottom w:val="single" w:color="C8714A" w:sz="8"/>
-        </w:pBdr>
-        <w:shd w:fill="1A3A5C" w:val="clear"/>
+        <w:shd w:fill="FFFFFF" w:val="clear"/>
         <w:spacing w:after="200" w:before="440"/>
         <w:jc w:val="center"/>
       </w:pPr>
@@ -6478,7 +6669,7 @@
           <w:rFonts w:ascii="맑은 고딕" w:cs="맑은 고딕" w:eastAsia="맑은 고딕" w:hAnsi="맑은 고딕"/>
           <w:b/>
           <w:bCs/>
-          <w:color w:val="FFFFFF"/>
+          <w:color w:val="1A1A1A"/>
           <w:sz w:val="27"/>
           <w:szCs w:val="27"/>
         </w:rPr>
@@ -6510,9 +6701,6 @@
     </w:p>
     <w:p>
       <w:pPr>
-        <w:pBdr>
-          <w:left w:val="single" w:color="C8714A" w:sz="12"/>
-        </w:pBdr>
         <w:spacing w:after="60" w:before="260"/>
         <w:ind w:left="180"/>
       </w:pPr>
@@ -6640,9 +6828,6 @@
     </w:p>
     <w:p>
       <w:pPr>
-        <w:pBdr>
-          <w:left w:val="single" w:color="C8714A" w:sz="12"/>
-        </w:pBdr>
         <w:spacing w:after="60" w:before="260"/>
         <w:ind w:left="180"/>
       </w:pPr>
@@ -6738,10 +6923,7 @@
     </w:p>
     <w:p>
       <w:pPr>
-        <w:pBdr>
-          <w:bottom w:val="single" w:color="C8714A" w:sz="8"/>
-        </w:pBdr>
-        <w:shd w:fill="1A3A5C" w:val="clear"/>
+        <w:shd w:fill="FFFFFF" w:val="clear"/>
         <w:spacing w:after="200" w:before="440"/>
         <w:jc w:val="center"/>
       </w:pPr>
@@ -6750,7 +6932,7 @@
           <w:rFonts w:ascii="맑은 고딕" w:cs="맑은 고딕" w:eastAsia="맑은 고딕" w:hAnsi="맑은 고딕"/>
           <w:b/>
           <w:bCs/>
-          <w:color w:val="FFFFFF"/>
+          <w:color w:val="1A1A1A"/>
           <w:sz w:val="27"/>
           <w:szCs w:val="27"/>
         </w:rPr>
@@ -6782,9 +6964,6 @@
     </w:p>
     <w:p>
       <w:pPr>
-        <w:pBdr>
-          <w:left w:val="single" w:color="C8714A" w:sz="12"/>
-        </w:pBdr>
         <w:spacing w:after="60" w:before="260"/>
         <w:ind w:left="180"/>
       </w:pPr>
@@ -6880,9 +7059,6 @@
     </w:p>
     <w:p>
       <w:pPr>
-        <w:pBdr>
-          <w:left w:val="single" w:color="C8714A" w:sz="12"/>
-        </w:pBdr>
         <w:spacing w:after="60" w:before="260"/>
         <w:ind w:left="180"/>
       </w:pPr>
@@ -6994,10 +7170,7 @@
     </w:p>
     <w:p>
       <w:pPr>
-        <w:pBdr>
-          <w:bottom w:val="single" w:color="C8714A" w:sz="8"/>
-        </w:pBdr>
-        <w:shd w:fill="1A3A5C" w:val="clear"/>
+        <w:shd w:fill="FFFFFF" w:val="clear"/>
         <w:spacing w:after="200" w:before="440"/>
         <w:jc w:val="center"/>
       </w:pPr>
@@ -7006,7 +7179,7 @@
           <w:rFonts w:ascii="맑은 고딕" w:cs="맑은 고딕" w:eastAsia="맑은 고딕" w:hAnsi="맑은 고딕"/>
           <w:b/>
           <w:bCs/>
-          <w:color w:val="FFFFFF"/>
+          <w:color w:val="1A1A1A"/>
           <w:sz w:val="27"/>
           <w:szCs w:val="27"/>
         </w:rPr>
@@ -7038,9 +7211,6 @@
     </w:p>
     <w:p>
       <w:pPr>
-        <w:pBdr>
-          <w:left w:val="single" w:color="C8714A" w:sz="12"/>
-        </w:pBdr>
         <w:spacing w:after="60" w:before="260"/>
         <w:ind w:left="180"/>
       </w:pPr>
@@ -7184,10 +7354,7 @@
     </w:p>
     <w:p>
       <w:pPr>
-        <w:pBdr>
-          <w:bottom w:val="single" w:color="C8714A" w:sz="8"/>
-        </w:pBdr>
-        <w:shd w:fill="1A3A5C" w:val="clear"/>
+        <w:shd w:fill="FFFFFF" w:val="clear"/>
         <w:spacing w:after="200" w:before="440"/>
         <w:jc w:val="center"/>
       </w:pPr>
@@ -7196,7 +7363,7 @@
           <w:rFonts w:ascii="맑은 고딕" w:cs="맑은 고딕" w:eastAsia="맑은 고딕" w:hAnsi="맑은 고딕"/>
           <w:b/>
           <w:bCs/>
-          <w:color w:val="FFFFFF"/>
+          <w:color w:val="1A1A1A"/>
           <w:sz w:val="27"/>
           <w:szCs w:val="27"/>
         </w:rPr>
@@ -7228,9 +7395,6 @@
     </w:p>
     <w:p>
       <w:pPr>
-        <w:pBdr>
-          <w:left w:val="single" w:color="C8714A" w:sz="12"/>
-        </w:pBdr>
         <w:spacing w:after="60" w:before="260"/>
         <w:ind w:left="180"/>
       </w:pPr>
@@ -7294,9 +7458,6 @@
     </w:p>
     <w:p>
       <w:pPr>
-        <w:pBdr>
-          <w:left w:val="single" w:color="C8714A" w:sz="12"/>
-        </w:pBdr>
         <w:spacing w:after="60" w:before="260"/>
         <w:ind w:left="180"/>
       </w:pPr>
@@ -7346,12 +7507,12 @@
       <w:tblPr>
         <w:tblW w:type="dxa" w:w="9070"/>
         <w:tblBorders>
-          <w:top w:val="single" w:color="auto" w:sz="4"/>
-          <w:left w:val="single" w:color="auto" w:sz="4"/>
-          <w:bottom w:val="single" w:color="auto" w:sz="4"/>
-          <w:right w:val="single" w:color="auto" w:sz="4"/>
-          <w:insideH w:val="single" w:color="auto" w:sz="4"/>
-          <w:insideV w:val="single" w:color="auto" w:sz="4"/>
+          <w:top w:val="nil"/>
+          <w:left w:val="nil"/>
+          <w:bottom w:val="nil"/>
+          <w:right w:val="nil"/>
+          <w:insideH w:val="nil"/>
+          <w:insideV w:val="nil"/>
         </w:tblBorders>
       </w:tblPr>
       <w:tblGrid>
@@ -7361,13 +7522,7 @@
         <w:tc>
           <w:tcPr>
             <w:tcW w:type="dxa" w:w="9070"/>
-            <w:tcBorders>
-              <w:top w:val="single" w:color="B0C8E0" w:sz="4"/>
-              <w:left w:val="single" w:color="B0C8E0" w:sz="4"/>
-              <w:bottom w:val="single" w:color="B0C8E0" w:sz="4"/>
-              <w:right w:val="single" w:color="B0C8E0" w:sz="4"/>
-            </w:tcBorders>
-            <w:shd w:fill="EAF1F8" w:val="clear"/>
+            <w:shd w:fill="FFFFFF" w:val="clear"/>
             <w:tcMar>
               <w:top w:type="dxa" w:w="180"/>
               <w:left w:type="dxa" w:w="300"/>
@@ -7463,9 +7618,6 @@
     </w:p>
     <w:p>
       <w:pPr>
-        <w:pBdr>
-          <w:bottom w:val="single" w:color="C8714A" w:sz="6"/>
-        </w:pBdr>
         <w:spacing w:after="80" w:before="0"/>
         <w:jc w:val="center"/>
       </w:pPr>
@@ -7568,7 +7720,7 @@
               <w:bottom w:val="single" w:color="B0C8E0" w:sz="4"/>
               <w:right w:val="single" w:color="B0C8E0" w:sz="4"/>
             </w:tcBorders>
-            <w:shd w:fill="EAF1F8" w:val="clear"/>
+            <w:shd w:fill="FFFFFF" w:val="clear"/>
             <w:tcMar>
               <w:top w:type="dxa" w:w="80"/>
               <w:left w:type="dxa" w:w="160"/>
@@ -7632,7 +7784,7 @@
               <w:bottom w:val="single" w:color="B0C8E0" w:sz="4"/>
               <w:right w:val="single" w:color="B0C8E0" w:sz="4"/>
             </w:tcBorders>
-            <w:shd w:fill="EAF1F8" w:val="clear"/>
+            <w:shd w:fill="FFFFFF" w:val="clear"/>
             <w:tcMar>
               <w:top w:type="dxa" w:w="80"/>
               <w:left w:type="dxa" w:w="160"/>
@@ -7696,7 +7848,7 @@
               <w:bottom w:val="single" w:color="B0C8E0" w:sz="4"/>
               <w:right w:val="single" w:color="B0C8E0" w:sz="4"/>
             </w:tcBorders>
-            <w:shd w:fill="EAF1F8" w:val="clear"/>
+            <w:shd w:fill="FFFFFF" w:val="clear"/>
             <w:tcMar>
               <w:top w:type="dxa" w:w="80"/>
               <w:left w:type="dxa" w:w="160"/>
@@ -7760,7 +7912,7 @@
               <w:bottom w:val="single" w:color="B0C8E0" w:sz="4"/>
               <w:right w:val="single" w:color="B0C8E0" w:sz="4"/>
             </w:tcBorders>
-            <w:shd w:fill="EAF1F8" w:val="clear"/>
+            <w:shd w:fill="FFFFFF" w:val="clear"/>
             <w:tcMar>
               <w:top w:type="dxa" w:w="80"/>
               <w:left w:type="dxa" w:w="160"/>
@@ -7824,7 +7976,7 @@
               <w:bottom w:val="single" w:color="B0C8E0" w:sz="4"/>
               <w:right w:val="single" w:color="B0C8E0" w:sz="4"/>
             </w:tcBorders>
-            <w:shd w:fill="EAF1F8" w:val="clear"/>
+            <w:shd w:fill="FFFFFF" w:val="clear"/>
             <w:tcMar>
               <w:top w:type="dxa" w:w="80"/>
               <w:left w:type="dxa" w:w="160"/>
@@ -7917,10 +8069,7 @@
     </w:p>
     <w:p>
       <w:pPr>
-        <w:pBdr>
-          <w:bottom w:val="single" w:color="C8714A" w:sz="8"/>
-        </w:pBdr>
-        <w:shd w:fill="1A3A5C" w:val="clear"/>
+        <w:shd w:fill="FFFFFF" w:val="clear"/>
         <w:spacing w:after="200" w:before="440"/>
         <w:jc w:val="center"/>
       </w:pPr>
@@ -7929,7 +8078,7 @@
           <w:rFonts w:ascii="맑은 고딕" w:cs="맑은 고딕" w:eastAsia="맑은 고딕" w:hAnsi="맑은 고딕"/>
           <w:b/>
           <w:bCs/>
-          <w:color w:val="FFFFFF"/>
+          <w:color w:val="1A1A1A"/>
           <w:sz w:val="27"/>
           <w:szCs w:val="27"/>
         </w:rPr>
@@ -7961,9 +8110,6 @@
     </w:p>
     <w:p>
       <w:pPr>
-        <w:pBdr>
-          <w:left w:val="single" w:color="C8714A" w:sz="12"/>
-        </w:pBdr>
         <w:spacing w:after="60" w:before="260"/>
         <w:ind w:left="180"/>
       </w:pPr>
@@ -8011,9 +8157,6 @@
     </w:p>
     <w:p>
       <w:pPr>
-        <w:pBdr>
-          <w:left w:val="single" w:color="C8714A" w:sz="12"/>
-        </w:pBdr>
         <w:spacing w:after="60" w:before="260"/>
         <w:ind w:left="180"/>
       </w:pPr>
@@ -8077,10 +8220,7 @@
     </w:p>
     <w:p>
       <w:pPr>
-        <w:pBdr>
-          <w:bottom w:val="single" w:color="C8714A" w:sz="8"/>
-        </w:pBdr>
-        <w:shd w:fill="1A3A5C" w:val="clear"/>
+        <w:shd w:fill="FFFFFF" w:val="clear"/>
         <w:spacing w:after="200" w:before="440"/>
         <w:jc w:val="center"/>
       </w:pPr>
@@ -8089,7 +8229,7 @@
           <w:rFonts w:ascii="맑은 고딕" w:cs="맑은 고딕" w:eastAsia="맑은 고딕" w:hAnsi="맑은 고딕"/>
           <w:b/>
           <w:bCs/>
-          <w:color w:val="FFFFFF"/>
+          <w:color w:val="1A1A1A"/>
           <w:sz w:val="27"/>
           <w:szCs w:val="27"/>
         </w:rPr>
@@ -8121,9 +8261,6 @@
     </w:p>
     <w:p>
       <w:pPr>
-        <w:pBdr>
-          <w:left w:val="single" w:color="C8714A" w:sz="12"/>
-        </w:pBdr>
         <w:spacing w:after="60" w:before="260"/>
         <w:ind w:left="180"/>
       </w:pPr>
@@ -8251,9 +8388,6 @@
     </w:p>
     <w:p>
       <w:pPr>
-        <w:pBdr>
-          <w:left w:val="single" w:color="C8714A" w:sz="12"/>
-        </w:pBdr>
         <w:spacing w:after="60" w:before="260"/>
         <w:ind w:left="180"/>
       </w:pPr>
@@ -8317,10 +8451,7 @@
     </w:p>
     <w:p>
       <w:pPr>
-        <w:pBdr>
-          <w:bottom w:val="single" w:color="C8714A" w:sz="8"/>
-        </w:pBdr>
-        <w:shd w:fill="1A3A5C" w:val="clear"/>
+        <w:shd w:fill="FFFFFF" w:val="clear"/>
         <w:spacing w:after="200" w:before="440"/>
         <w:jc w:val="center"/>
       </w:pPr>
@@ -8329,7 +8460,7 @@
           <w:rFonts w:ascii="맑은 고딕" w:cs="맑은 고딕" w:eastAsia="맑은 고딕" w:hAnsi="맑은 고딕"/>
           <w:b/>
           <w:bCs/>
-          <w:color w:val="FFFFFF"/>
+          <w:color w:val="1A1A1A"/>
           <w:sz w:val="27"/>
           <w:szCs w:val="27"/>
         </w:rPr>
@@ -8361,9 +8492,6 @@
     </w:p>
     <w:p>
       <w:pPr>
-        <w:pBdr>
-          <w:left w:val="single" w:color="C8714A" w:sz="12"/>
-        </w:pBdr>
         <w:spacing w:after="60" w:before="260"/>
         <w:ind w:left="180"/>
       </w:pPr>
@@ -8475,9 +8603,6 @@
     </w:p>
     <w:p>
       <w:pPr>
-        <w:pBdr>
-          <w:left w:val="single" w:color="C8714A" w:sz="12"/>
-        </w:pBdr>
         <w:spacing w:after="60" w:before="260"/>
         <w:ind w:left="180"/>
       </w:pPr>
@@ -8541,10 +8666,7 @@
     </w:p>
     <w:p>
       <w:pPr>
-        <w:pBdr>
-          <w:bottom w:val="single" w:color="C8714A" w:sz="8"/>
-        </w:pBdr>
-        <w:shd w:fill="1A3A5C" w:val="clear"/>
+        <w:shd w:fill="FFFFFF" w:val="clear"/>
         <w:spacing w:after="200" w:before="440"/>
         <w:jc w:val="center"/>
       </w:pPr>
@@ -8553,7 +8675,7 @@
           <w:rFonts w:ascii="맑은 고딕" w:cs="맑은 고딕" w:eastAsia="맑은 고딕" w:hAnsi="맑은 고딕"/>
           <w:b/>
           <w:bCs/>
-          <w:color w:val="FFFFFF"/>
+          <w:color w:val="1A1A1A"/>
           <w:sz w:val="27"/>
           <w:szCs w:val="27"/>
         </w:rPr>
@@ -8585,9 +8707,6 @@
     </w:p>
     <w:p>
       <w:pPr>
-        <w:pBdr>
-          <w:left w:val="single" w:color="C8714A" w:sz="12"/>
-        </w:pBdr>
         <w:spacing w:after="60" w:before="260"/>
         <w:ind w:left="180"/>
       </w:pPr>
@@ -8699,9 +8818,6 @@
     </w:p>
     <w:p>
       <w:pPr>
-        <w:pBdr>
-          <w:left w:val="single" w:color="C8714A" w:sz="12"/>
-        </w:pBdr>
         <w:spacing w:after="60" w:before="260"/>
         <w:ind w:left="180"/>
       </w:pPr>
@@ -8781,10 +8897,7 @@
     </w:p>
     <w:p>
       <w:pPr>
-        <w:pBdr>
-          <w:bottom w:val="single" w:color="C8714A" w:sz="8"/>
-        </w:pBdr>
-        <w:shd w:fill="1A3A5C" w:val="clear"/>
+        <w:shd w:fill="FFFFFF" w:val="clear"/>
         <w:spacing w:after="200" w:before="440"/>
         <w:jc w:val="center"/>
       </w:pPr>
@@ -8793,7 +8906,7 @@
           <w:rFonts w:ascii="맑은 고딕" w:cs="맑은 고딕" w:eastAsia="맑은 고딕" w:hAnsi="맑은 고딕"/>
           <w:b/>
           <w:bCs/>
-          <w:color w:val="FFFFFF"/>
+          <w:color w:val="1A1A1A"/>
           <w:sz w:val="27"/>
           <w:szCs w:val="27"/>
         </w:rPr>
@@ -8825,9 +8938,6 @@
     </w:p>
     <w:p>
       <w:pPr>
-        <w:pBdr>
-          <w:left w:val="single" w:color="C8714A" w:sz="12"/>
-        </w:pBdr>
         <w:spacing w:after="60" w:before="260"/>
         <w:ind w:left="180"/>
       </w:pPr>
@@ -8955,10 +9065,7 @@
     </w:p>
     <w:p>
       <w:pPr>
-        <w:pBdr>
-          <w:bottom w:val="single" w:color="C8714A" w:sz="8"/>
-        </w:pBdr>
-        <w:shd w:fill="1A3A5C" w:val="clear"/>
+        <w:shd w:fill="FFFFFF" w:val="clear"/>
         <w:spacing w:after="200" w:before="440"/>
         <w:jc w:val="center"/>
       </w:pPr>
@@ -8967,7 +9074,7 @@
           <w:rFonts w:ascii="맑은 고딕" w:cs="맑은 고딕" w:eastAsia="맑은 고딕" w:hAnsi="맑은 고딕"/>
           <w:b/>
           <w:bCs/>
-          <w:color w:val="FFFFFF"/>
+          <w:color w:val="1A1A1A"/>
           <w:sz w:val="27"/>
           <w:szCs w:val="27"/>
         </w:rPr>
@@ -8999,9 +9106,6 @@
     </w:p>
     <w:p>
       <w:pPr>
-        <w:pBdr>
-          <w:left w:val="single" w:color="C8714A" w:sz="12"/>
-        </w:pBdr>
         <w:spacing w:after="60" w:before="260"/>
         <w:ind w:left="180"/>
       </w:pPr>
@@ -9065,9 +9169,6 @@
     </w:p>
     <w:p>
       <w:pPr>
-        <w:pBdr>
-          <w:left w:val="single" w:color="C8714A" w:sz="12"/>
-        </w:pBdr>
         <w:spacing w:after="60" w:before="260"/>
         <w:ind w:left="180"/>
       </w:pPr>
@@ -9131,9 +9232,6 @@
     </w:p>
     <w:p>
       <w:pPr>
-        <w:pBdr>
-          <w:left w:val="single" w:color="C8714A" w:sz="12"/>
-        </w:pBdr>
         <w:spacing w:after="60" w:before="260"/>
         <w:ind w:left="180"/>
       </w:pPr>
@@ -9199,12 +9297,12 @@
       <w:tblPr>
         <w:tblW w:type="dxa" w:w="9070"/>
         <w:tblBorders>
-          <w:top w:val="single" w:color="auto" w:sz="4"/>
-          <w:left w:val="single" w:color="auto" w:sz="4"/>
-          <w:bottom w:val="single" w:color="auto" w:sz="4"/>
-          <w:right w:val="single" w:color="auto" w:sz="4"/>
-          <w:insideH w:val="single" w:color="auto" w:sz="4"/>
-          <w:insideV w:val="single" w:color="auto" w:sz="4"/>
+          <w:top w:val="nil"/>
+          <w:left w:val="nil"/>
+          <w:bottom w:val="nil"/>
+          <w:right w:val="nil"/>
+          <w:insideH w:val="nil"/>
+          <w:insideV w:val="nil"/>
         </w:tblBorders>
       </w:tblPr>
       <w:tblGrid>
@@ -9214,13 +9312,7 @@
         <w:tc>
           <w:tcPr>
             <w:tcW w:type="dxa" w:w="9070"/>
-            <w:tcBorders>
-              <w:top w:val="single" w:color="B0C8E0" w:sz="4"/>
-              <w:left w:val="single" w:color="B0C8E0" w:sz="4"/>
-              <w:bottom w:val="single" w:color="B0C8E0" w:sz="4"/>
-              <w:right w:val="single" w:color="B0C8E0" w:sz="4"/>
-            </w:tcBorders>
-            <w:shd w:fill="EAF1F8" w:val="clear"/>
+            <w:shd w:fill="FFFFFF" w:val="clear"/>
             <w:tcMar>
               <w:top w:type="dxa" w:w="180"/>
               <w:left w:type="dxa" w:w="300"/>
@@ -9272,6 +9364,955 @@
                 <w:szCs w:val="19"/>
               </w:rPr>
               <w:t xml:space="preserve">담임목사  박상혁  (인)    예배부장  ___________  (인)</w:t>
+            </w:r>
+          </w:p>
+        </w:tc>
+      </w:tr>
+    </w:tbl>
+    <w:p/>
+    <w:p>
+      <w:r>
+        <w:rPr>
+          <w:rFonts w:ascii="맑은 고딕" w:hAnsi="맑은 고딕" w:eastAsia="맑은 고딕" w:cs="맑은 고딕"/>
+          <w:b/>
+          <w:color w:val="1A3A5C"/>
+          <w:sz w:val="24"/>
+        </w:rPr>
+        <w:t xml:space="preserve">■ 개정 이력  </w:t>
+      </w:r>
+      <w:r>
+        <w:rPr>
+          <w:rFonts w:ascii="맑은 고딕" w:hAnsi="맑은 고딕" w:eastAsia="맑은 고딕" w:cs="맑은 고딕"/>
+          <w:color w:val="9A8E84"/>
+          <w:sz w:val="20"/>
+        </w:rPr>
+        <w:t>Revision History</w:t>
+      </w:r>
+    </w:p>
+    <w:p>
+      <w:r>
+        <w:rPr>
+          <w:rFonts w:ascii="맑은 고딕" w:hAnsi="맑은 고딕" w:eastAsia="맑은 고딕" w:cs="맑은 고딕"/>
+          <w:color w:val="9A8E84"/>
+          <w:sz w:val="17"/>
+        </w:rPr>
+        <w:t>※ 본 매뉴얼은 부서장 검토 후 담임목사 승인으로 개정하며, 개정 시 아래 표에 기록합니다.</w:t>
+      </w:r>
+    </w:p>
+    <w:tbl>
+      <w:tblPr>
+        <w:tblW w:type="auto" w:w="0"/>
+        <w:jc w:val="center"/>
+        <w:tblLayout w:type="fixed"/>
+        <w:tblLook w:firstColumn="1" w:firstRow="1" w:lastColumn="0" w:lastRow="0" w:noHBand="0" w:noVBand="1" w:val="04A0"/>
+      </w:tblPr>
+      <w:tblGrid>
+        <w:gridCol w:w="1814"/>
+        <w:gridCol w:w="1814"/>
+        <w:gridCol w:w="1814"/>
+        <w:gridCol w:w="1814"/>
+        <w:gridCol w:w="1814"/>
+      </w:tblGrid>
+      <w:tr>
+        <w:tc>
+          <w:tcPr>
+            <w:tcW w:type="dxa" w:w="1100"/>
+            <w:tcBorders>
+              <w:top w:val="single" w:sz="4" w:space="0" w:color="B0C8E0"/>
+              <w:left w:val="single" w:sz="4" w:space="0" w:color="B0C8E0"/>
+              <w:bottom w:val="single" w:sz="4" w:space="0" w:color="B0C8E0"/>
+              <w:right w:val="single" w:sz="4" w:space="0" w:color="B0C8E0"/>
+            </w:tcBorders>
+            <w:shd w:val="clear" w:color="auto" w:fill="F2F2F2"/>
+          </w:tcPr>
+          <w:p>
+            <w:pPr>
+              <w:jc w:val="center"/>
+            </w:pPr>
+            <w:r/>
+            <w:r>
+              <w:rPr>
+                <w:rFonts w:ascii="맑은 고딕" w:hAnsi="맑은 고딕" w:eastAsia="맑은 고딕" w:cs="맑은 고딕"/>
+                <w:b/>
+                <w:color w:val="2C2114"/>
+                <w:sz w:val="18"/>
+              </w:rPr>
+              <w:t>차수</w:t>
+            </w:r>
+          </w:p>
+        </w:tc>
+        <w:tc>
+          <w:tcPr>
+            <w:tcW w:type="dxa" w:w="1700"/>
+            <w:tcBorders>
+              <w:top w:val="single" w:sz="4" w:space="0" w:color="B0C8E0"/>
+              <w:left w:val="single" w:sz="4" w:space="0" w:color="B0C8E0"/>
+              <w:bottom w:val="single" w:sz="4" w:space="0" w:color="B0C8E0"/>
+              <w:right w:val="single" w:sz="4" w:space="0" w:color="B0C8E0"/>
+            </w:tcBorders>
+            <w:shd w:val="clear" w:color="auto" w:fill="F2F2F2"/>
+          </w:tcPr>
+          <w:p>
+            <w:pPr>
+              <w:jc w:val="center"/>
+            </w:pPr>
+            <w:r/>
+            <w:r>
+              <w:rPr>
+                <w:rFonts w:ascii="맑은 고딕" w:hAnsi="맑은 고딕" w:eastAsia="맑은 고딕" w:cs="맑은 고딕"/>
+                <w:b/>
+                <w:color w:val="2C2114"/>
+                <w:sz w:val="18"/>
+              </w:rPr>
+              <w:t>개정일자</w:t>
+            </w:r>
+          </w:p>
+        </w:tc>
+        <w:tc>
+          <w:tcPr>
+            <w:tcW w:type="dxa" w:w="4200"/>
+            <w:tcBorders>
+              <w:top w:val="single" w:sz="4" w:space="0" w:color="B0C8E0"/>
+              <w:left w:val="single" w:sz="4" w:space="0" w:color="B0C8E0"/>
+              <w:bottom w:val="single" w:sz="4" w:space="0" w:color="B0C8E0"/>
+              <w:right w:val="single" w:sz="4" w:space="0" w:color="B0C8E0"/>
+            </w:tcBorders>
+            <w:shd w:val="clear" w:color="auto" w:fill="F2F2F2"/>
+          </w:tcPr>
+          <w:p>
+            <w:pPr>
+              <w:jc w:val="center"/>
+            </w:pPr>
+            <w:r/>
+            <w:r>
+              <w:rPr>
+                <w:rFonts w:ascii="맑은 고딕" w:hAnsi="맑은 고딕" w:eastAsia="맑은 고딕" w:cs="맑은 고딕"/>
+                <w:b/>
+                <w:color w:val="2C2114"/>
+                <w:sz w:val="18"/>
+              </w:rPr>
+              <w:t>개정 내용</w:t>
+            </w:r>
+          </w:p>
+        </w:tc>
+        <w:tc>
+          <w:tcPr>
+            <w:tcW w:type="dxa" w:w="1700"/>
+            <w:tcBorders>
+              <w:top w:val="single" w:sz="4" w:space="0" w:color="B0C8E0"/>
+              <w:left w:val="single" w:sz="4" w:space="0" w:color="B0C8E0"/>
+              <w:bottom w:val="single" w:sz="4" w:space="0" w:color="B0C8E0"/>
+              <w:right w:val="single" w:sz="4" w:space="0" w:color="B0C8E0"/>
+            </w:tcBorders>
+            <w:shd w:val="clear" w:color="auto" w:fill="F2F2F2"/>
+          </w:tcPr>
+          <w:p>
+            <w:pPr>
+              <w:jc w:val="center"/>
+            </w:pPr>
+            <w:r/>
+            <w:r>
+              <w:rPr>
+                <w:rFonts w:ascii="맑은 고딕" w:hAnsi="맑은 고딕" w:eastAsia="맑은 고딕" w:cs="맑은 고딕"/>
+                <w:b/>
+                <w:color w:val="2C2114"/>
+                <w:sz w:val="18"/>
+              </w:rPr>
+              <w:t>개정자</w:t>
+            </w:r>
+          </w:p>
+        </w:tc>
+        <w:tc>
+          <w:tcPr>
+            <w:tcW w:type="dxa" w:w="1700"/>
+            <w:tcBorders>
+              <w:top w:val="single" w:sz="4" w:space="0" w:color="B0C8E0"/>
+              <w:left w:val="single" w:sz="4" w:space="0" w:color="B0C8E0"/>
+              <w:bottom w:val="single" w:sz="4" w:space="0" w:color="B0C8E0"/>
+              <w:right w:val="single" w:sz="4" w:space="0" w:color="B0C8E0"/>
+            </w:tcBorders>
+            <w:shd w:val="clear" w:color="auto" w:fill="F2F2F2"/>
+          </w:tcPr>
+          <w:p>
+            <w:pPr>
+              <w:jc w:val="center"/>
+            </w:pPr>
+            <w:r/>
+            <w:r>
+              <w:rPr>
+                <w:rFonts w:ascii="맑은 고딕" w:hAnsi="맑은 고딕" w:eastAsia="맑은 고딕" w:cs="맑은 고딕"/>
+                <w:b/>
+                <w:color w:val="2C2114"/>
+                <w:sz w:val="18"/>
+              </w:rPr>
+              <w:t>승인자</w:t>
+            </w:r>
+          </w:p>
+        </w:tc>
+      </w:tr>
+      <w:tr>
+        <w:tc>
+          <w:tcPr>
+            <w:tcW w:type="dxa" w:w="1100"/>
+            <w:tcBorders>
+              <w:top w:val="single" w:sz="4" w:space="0" w:color="B0C8E0"/>
+              <w:left w:val="single" w:sz="4" w:space="0" w:color="B0C8E0"/>
+              <w:bottom w:val="single" w:sz="4" w:space="0" w:color="B0C8E0"/>
+              <w:right w:val="single" w:sz="4" w:space="0" w:color="B0C8E0"/>
+            </w:tcBorders>
+          </w:tcPr>
+          <w:p>
+            <w:pPr>
+              <w:jc w:val="center"/>
+            </w:pPr>
+            <w:r/>
+            <w:r>
+              <w:rPr>
+                <w:rFonts w:ascii="맑은 고딕" w:hAnsi="맑은 고딕" w:eastAsia="맑은 고딕" w:cs="맑은 고딕"/>
+                <w:b w:val="0"/>
+                <w:color w:val="2C2114"/>
+                <w:sz w:val="18"/>
+              </w:rPr>
+              <w:t>제정</w:t>
+            </w:r>
+          </w:p>
+        </w:tc>
+        <w:tc>
+          <w:tcPr>
+            <w:tcW w:type="dxa" w:w="1700"/>
+            <w:tcBorders>
+              <w:top w:val="single" w:sz="4" w:space="0" w:color="B0C8E0"/>
+              <w:left w:val="single" w:sz="4" w:space="0" w:color="B0C8E0"/>
+              <w:bottom w:val="single" w:sz="4" w:space="0" w:color="B0C8E0"/>
+              <w:right w:val="single" w:sz="4" w:space="0" w:color="B0C8E0"/>
+            </w:tcBorders>
+          </w:tcPr>
+          <w:p>
+            <w:pPr>
+              <w:jc w:val="center"/>
+            </w:pPr>
+            <w:r/>
+            <w:r>
+              <w:rPr>
+                <w:rFonts w:ascii="맑은 고딕" w:hAnsi="맑은 고딕" w:eastAsia="맑은 고딕" w:cs="맑은 고딕"/>
+                <w:b w:val="0"/>
+                <w:color w:val="2C2114"/>
+                <w:sz w:val="18"/>
+              </w:rPr>
+              <w:t>20      .      .</w:t>
+            </w:r>
+          </w:p>
+        </w:tc>
+        <w:tc>
+          <w:tcPr>
+            <w:tcW w:type="dxa" w:w="4200"/>
+            <w:tcBorders>
+              <w:top w:val="single" w:sz="4" w:space="0" w:color="B0C8E0"/>
+              <w:left w:val="single" w:sz="4" w:space="0" w:color="B0C8E0"/>
+              <w:bottom w:val="single" w:sz="4" w:space="0" w:color="B0C8E0"/>
+              <w:right w:val="single" w:sz="4" w:space="0" w:color="B0C8E0"/>
+            </w:tcBorders>
+          </w:tcPr>
+          <w:p>
+            <w:pPr>
+              <w:jc w:val="left"/>
+            </w:pPr>
+            <w:r/>
+            <w:r>
+              <w:rPr>
+                <w:rFonts w:ascii="맑은 고딕" w:hAnsi="맑은 고딕" w:eastAsia="맑은 고딕" w:cs="맑은 고딕"/>
+                <w:b w:val="0"/>
+                <w:color w:val="2C2114"/>
+                <w:sz w:val="18"/>
+              </w:rPr>
+              <w:t>최초 제정</w:t>
+            </w:r>
+          </w:p>
+        </w:tc>
+        <w:tc>
+          <w:tcPr>
+            <w:tcW w:type="dxa" w:w="1700"/>
+            <w:tcBorders>
+              <w:top w:val="single" w:sz="4" w:space="0" w:color="B0C8E0"/>
+              <w:left w:val="single" w:sz="4" w:space="0" w:color="B0C8E0"/>
+              <w:bottom w:val="single" w:sz="4" w:space="0" w:color="B0C8E0"/>
+              <w:right w:val="single" w:sz="4" w:space="0" w:color="B0C8E0"/>
+            </w:tcBorders>
+          </w:tcPr>
+          <w:p>
+            <w:pPr>
+              <w:jc w:val="center"/>
+            </w:pPr>
+            <w:r/>
+            <w:r>
+              <w:rPr>
+                <w:rFonts w:ascii="맑은 고딕" w:hAnsi="맑은 고딕" w:eastAsia="맑은 고딕" w:cs="맑은 고딕"/>
+                <w:b w:val="0"/>
+                <w:color w:val="2C2114"/>
+                <w:sz w:val="18"/>
+              </w:rPr>
+              <w:t>—</w:t>
+            </w:r>
+          </w:p>
+        </w:tc>
+        <w:tc>
+          <w:tcPr>
+            <w:tcW w:type="dxa" w:w="1700"/>
+            <w:tcBorders>
+              <w:top w:val="single" w:sz="4" w:space="0" w:color="B0C8E0"/>
+              <w:left w:val="single" w:sz="4" w:space="0" w:color="B0C8E0"/>
+              <w:bottom w:val="single" w:sz="4" w:space="0" w:color="B0C8E0"/>
+              <w:right w:val="single" w:sz="4" w:space="0" w:color="B0C8E0"/>
+            </w:tcBorders>
+          </w:tcPr>
+          <w:p>
+            <w:pPr>
+              <w:jc w:val="center"/>
+            </w:pPr>
+            <w:r/>
+            <w:r>
+              <w:rPr>
+                <w:rFonts w:ascii="맑은 고딕" w:hAnsi="맑은 고딕" w:eastAsia="맑은 고딕" w:cs="맑은 고딕"/>
+                <w:b w:val="0"/>
+                <w:color w:val="2C2114"/>
+                <w:sz w:val="18"/>
+              </w:rPr>
+              <w:t>담임목사 박상혁</w:t>
+            </w:r>
+          </w:p>
+        </w:tc>
+      </w:tr>
+      <w:tr>
+        <w:tc>
+          <w:tcPr>
+            <w:tcW w:type="dxa" w:w="1100"/>
+            <w:tcBorders>
+              <w:top w:val="single" w:sz="4" w:space="0" w:color="B0C8E0"/>
+              <w:left w:val="single" w:sz="4" w:space="0" w:color="B0C8E0"/>
+              <w:bottom w:val="single" w:sz="4" w:space="0" w:color="B0C8E0"/>
+              <w:right w:val="single" w:sz="4" w:space="0" w:color="B0C8E0"/>
+            </w:tcBorders>
+          </w:tcPr>
+          <w:p>
+            <w:pPr>
+              <w:jc w:val="center"/>
+            </w:pPr>
+            <w:r/>
+            <w:r>
+              <w:rPr>
+                <w:rFonts w:ascii="맑은 고딕" w:hAnsi="맑은 고딕" w:eastAsia="맑은 고딕" w:cs="맑은 고딕"/>
+                <w:b w:val="0"/>
+                <w:color w:val="2C2114"/>
+                <w:sz w:val="18"/>
+              </w:rPr>
+            </w:r>
+          </w:p>
+        </w:tc>
+        <w:tc>
+          <w:tcPr>
+            <w:tcW w:type="dxa" w:w="1700"/>
+            <w:tcBorders>
+              <w:top w:val="single" w:sz="4" w:space="0" w:color="B0C8E0"/>
+              <w:left w:val="single" w:sz="4" w:space="0" w:color="B0C8E0"/>
+              <w:bottom w:val="single" w:sz="4" w:space="0" w:color="B0C8E0"/>
+              <w:right w:val="single" w:sz="4" w:space="0" w:color="B0C8E0"/>
+            </w:tcBorders>
+          </w:tcPr>
+          <w:p>
+            <w:pPr>
+              <w:jc w:val="center"/>
+            </w:pPr>
+            <w:r/>
+            <w:r>
+              <w:rPr>
+                <w:rFonts w:ascii="맑은 고딕" w:hAnsi="맑은 고딕" w:eastAsia="맑은 고딕" w:cs="맑은 고딕"/>
+                <w:b w:val="0"/>
+                <w:color w:val="2C2114"/>
+                <w:sz w:val="18"/>
+              </w:rPr>
+            </w:r>
+          </w:p>
+        </w:tc>
+        <w:tc>
+          <w:tcPr>
+            <w:tcW w:type="dxa" w:w="4200"/>
+            <w:tcBorders>
+              <w:top w:val="single" w:sz="4" w:space="0" w:color="B0C8E0"/>
+              <w:left w:val="single" w:sz="4" w:space="0" w:color="B0C8E0"/>
+              <w:bottom w:val="single" w:sz="4" w:space="0" w:color="B0C8E0"/>
+              <w:right w:val="single" w:sz="4" w:space="0" w:color="B0C8E0"/>
+            </w:tcBorders>
+          </w:tcPr>
+          <w:p>
+            <w:pPr>
+              <w:jc w:val="center"/>
+            </w:pPr>
+            <w:r/>
+            <w:r>
+              <w:rPr>
+                <w:rFonts w:ascii="맑은 고딕" w:hAnsi="맑은 고딕" w:eastAsia="맑은 고딕" w:cs="맑은 고딕"/>
+                <w:b w:val="0"/>
+                <w:color w:val="2C2114"/>
+                <w:sz w:val="18"/>
+              </w:rPr>
+            </w:r>
+          </w:p>
+        </w:tc>
+        <w:tc>
+          <w:tcPr>
+            <w:tcW w:type="dxa" w:w="1700"/>
+            <w:tcBorders>
+              <w:top w:val="single" w:sz="4" w:space="0" w:color="B0C8E0"/>
+              <w:left w:val="single" w:sz="4" w:space="0" w:color="B0C8E0"/>
+              <w:bottom w:val="single" w:sz="4" w:space="0" w:color="B0C8E0"/>
+              <w:right w:val="single" w:sz="4" w:space="0" w:color="B0C8E0"/>
+            </w:tcBorders>
+          </w:tcPr>
+          <w:p>
+            <w:pPr>
+              <w:jc w:val="center"/>
+            </w:pPr>
+            <w:r/>
+            <w:r>
+              <w:rPr>
+                <w:rFonts w:ascii="맑은 고딕" w:hAnsi="맑은 고딕" w:eastAsia="맑은 고딕" w:cs="맑은 고딕"/>
+                <w:b w:val="0"/>
+                <w:color w:val="2C2114"/>
+                <w:sz w:val="18"/>
+              </w:rPr>
+            </w:r>
+          </w:p>
+        </w:tc>
+        <w:tc>
+          <w:tcPr>
+            <w:tcW w:type="dxa" w:w="1700"/>
+            <w:tcBorders>
+              <w:top w:val="single" w:sz="4" w:space="0" w:color="B0C8E0"/>
+              <w:left w:val="single" w:sz="4" w:space="0" w:color="B0C8E0"/>
+              <w:bottom w:val="single" w:sz="4" w:space="0" w:color="B0C8E0"/>
+              <w:right w:val="single" w:sz="4" w:space="0" w:color="B0C8E0"/>
+            </w:tcBorders>
+          </w:tcPr>
+          <w:p>
+            <w:pPr>
+              <w:jc w:val="center"/>
+            </w:pPr>
+            <w:r/>
+            <w:r>
+              <w:rPr>
+                <w:rFonts w:ascii="맑은 고딕" w:hAnsi="맑은 고딕" w:eastAsia="맑은 고딕" w:cs="맑은 고딕"/>
+                <w:b w:val="0"/>
+                <w:color w:val="2C2114"/>
+                <w:sz w:val="18"/>
+              </w:rPr>
+            </w:r>
+          </w:p>
+        </w:tc>
+      </w:tr>
+      <w:tr>
+        <w:tc>
+          <w:tcPr>
+            <w:tcW w:type="dxa" w:w="1100"/>
+            <w:tcBorders>
+              <w:top w:val="single" w:sz="4" w:space="0" w:color="B0C8E0"/>
+              <w:left w:val="single" w:sz="4" w:space="0" w:color="B0C8E0"/>
+              <w:bottom w:val="single" w:sz="4" w:space="0" w:color="B0C8E0"/>
+              <w:right w:val="single" w:sz="4" w:space="0" w:color="B0C8E0"/>
+            </w:tcBorders>
+          </w:tcPr>
+          <w:p>
+            <w:pPr>
+              <w:jc w:val="center"/>
+            </w:pPr>
+            <w:r/>
+            <w:r>
+              <w:rPr>
+                <w:rFonts w:ascii="맑은 고딕" w:hAnsi="맑은 고딕" w:eastAsia="맑은 고딕" w:cs="맑은 고딕"/>
+                <w:b w:val="0"/>
+                <w:color w:val="2C2114"/>
+                <w:sz w:val="18"/>
+              </w:rPr>
+            </w:r>
+          </w:p>
+        </w:tc>
+        <w:tc>
+          <w:tcPr>
+            <w:tcW w:type="dxa" w:w="1700"/>
+            <w:tcBorders>
+              <w:top w:val="single" w:sz="4" w:space="0" w:color="B0C8E0"/>
+              <w:left w:val="single" w:sz="4" w:space="0" w:color="B0C8E0"/>
+              <w:bottom w:val="single" w:sz="4" w:space="0" w:color="B0C8E0"/>
+              <w:right w:val="single" w:sz="4" w:space="0" w:color="B0C8E0"/>
+            </w:tcBorders>
+          </w:tcPr>
+          <w:p>
+            <w:pPr>
+              <w:jc w:val="center"/>
+            </w:pPr>
+            <w:r/>
+            <w:r>
+              <w:rPr>
+                <w:rFonts w:ascii="맑은 고딕" w:hAnsi="맑은 고딕" w:eastAsia="맑은 고딕" w:cs="맑은 고딕"/>
+                <w:b w:val="0"/>
+                <w:color w:val="2C2114"/>
+                <w:sz w:val="18"/>
+              </w:rPr>
+            </w:r>
+          </w:p>
+        </w:tc>
+        <w:tc>
+          <w:tcPr>
+            <w:tcW w:type="dxa" w:w="4200"/>
+            <w:tcBorders>
+              <w:top w:val="single" w:sz="4" w:space="0" w:color="B0C8E0"/>
+              <w:left w:val="single" w:sz="4" w:space="0" w:color="B0C8E0"/>
+              <w:bottom w:val="single" w:sz="4" w:space="0" w:color="B0C8E0"/>
+              <w:right w:val="single" w:sz="4" w:space="0" w:color="B0C8E0"/>
+            </w:tcBorders>
+          </w:tcPr>
+          <w:p>
+            <w:pPr>
+              <w:jc w:val="center"/>
+            </w:pPr>
+            <w:r/>
+            <w:r>
+              <w:rPr>
+                <w:rFonts w:ascii="맑은 고딕" w:hAnsi="맑은 고딕" w:eastAsia="맑은 고딕" w:cs="맑은 고딕"/>
+                <w:b w:val="0"/>
+                <w:color w:val="2C2114"/>
+                <w:sz w:val="18"/>
+              </w:rPr>
+            </w:r>
+          </w:p>
+        </w:tc>
+        <w:tc>
+          <w:tcPr>
+            <w:tcW w:type="dxa" w:w="1700"/>
+            <w:tcBorders>
+              <w:top w:val="single" w:sz="4" w:space="0" w:color="B0C8E0"/>
+              <w:left w:val="single" w:sz="4" w:space="0" w:color="B0C8E0"/>
+              <w:bottom w:val="single" w:sz="4" w:space="0" w:color="B0C8E0"/>
+              <w:right w:val="single" w:sz="4" w:space="0" w:color="B0C8E0"/>
+            </w:tcBorders>
+          </w:tcPr>
+          <w:p>
+            <w:pPr>
+              <w:jc w:val="center"/>
+            </w:pPr>
+            <w:r/>
+            <w:r>
+              <w:rPr>
+                <w:rFonts w:ascii="맑은 고딕" w:hAnsi="맑은 고딕" w:eastAsia="맑은 고딕" w:cs="맑은 고딕"/>
+                <w:b w:val="0"/>
+                <w:color w:val="2C2114"/>
+                <w:sz w:val="18"/>
+              </w:rPr>
+            </w:r>
+          </w:p>
+        </w:tc>
+        <w:tc>
+          <w:tcPr>
+            <w:tcW w:type="dxa" w:w="1700"/>
+            <w:tcBorders>
+              <w:top w:val="single" w:sz="4" w:space="0" w:color="B0C8E0"/>
+              <w:left w:val="single" w:sz="4" w:space="0" w:color="B0C8E0"/>
+              <w:bottom w:val="single" w:sz="4" w:space="0" w:color="B0C8E0"/>
+              <w:right w:val="single" w:sz="4" w:space="0" w:color="B0C8E0"/>
+            </w:tcBorders>
+          </w:tcPr>
+          <w:p>
+            <w:pPr>
+              <w:jc w:val="center"/>
+            </w:pPr>
+            <w:r/>
+            <w:r>
+              <w:rPr>
+                <w:rFonts w:ascii="맑은 고딕" w:hAnsi="맑은 고딕" w:eastAsia="맑은 고딕" w:cs="맑은 고딕"/>
+                <w:b w:val="0"/>
+                <w:color w:val="2C2114"/>
+                <w:sz w:val="18"/>
+              </w:rPr>
+            </w:r>
+          </w:p>
+        </w:tc>
+      </w:tr>
+      <w:tr>
+        <w:tc>
+          <w:tcPr>
+            <w:tcW w:type="dxa" w:w="1100"/>
+            <w:tcBorders>
+              <w:top w:val="single" w:sz="4" w:space="0" w:color="B0C8E0"/>
+              <w:left w:val="single" w:sz="4" w:space="0" w:color="B0C8E0"/>
+              <w:bottom w:val="single" w:sz="4" w:space="0" w:color="B0C8E0"/>
+              <w:right w:val="single" w:sz="4" w:space="0" w:color="B0C8E0"/>
+            </w:tcBorders>
+          </w:tcPr>
+          <w:p>
+            <w:pPr>
+              <w:jc w:val="center"/>
+            </w:pPr>
+            <w:r/>
+            <w:r>
+              <w:rPr>
+                <w:rFonts w:ascii="맑은 고딕" w:hAnsi="맑은 고딕" w:eastAsia="맑은 고딕" w:cs="맑은 고딕"/>
+                <w:b w:val="0"/>
+                <w:color w:val="2C2114"/>
+                <w:sz w:val="18"/>
+              </w:rPr>
+            </w:r>
+          </w:p>
+        </w:tc>
+        <w:tc>
+          <w:tcPr>
+            <w:tcW w:type="dxa" w:w="1700"/>
+            <w:tcBorders>
+              <w:top w:val="single" w:sz="4" w:space="0" w:color="B0C8E0"/>
+              <w:left w:val="single" w:sz="4" w:space="0" w:color="B0C8E0"/>
+              <w:bottom w:val="single" w:sz="4" w:space="0" w:color="B0C8E0"/>
+              <w:right w:val="single" w:sz="4" w:space="0" w:color="B0C8E0"/>
+            </w:tcBorders>
+          </w:tcPr>
+          <w:p>
+            <w:pPr>
+              <w:jc w:val="center"/>
+            </w:pPr>
+            <w:r/>
+            <w:r>
+              <w:rPr>
+                <w:rFonts w:ascii="맑은 고딕" w:hAnsi="맑은 고딕" w:eastAsia="맑은 고딕" w:cs="맑은 고딕"/>
+                <w:b w:val="0"/>
+                <w:color w:val="2C2114"/>
+                <w:sz w:val="18"/>
+              </w:rPr>
+            </w:r>
+          </w:p>
+        </w:tc>
+        <w:tc>
+          <w:tcPr>
+            <w:tcW w:type="dxa" w:w="4200"/>
+            <w:tcBorders>
+              <w:top w:val="single" w:sz="4" w:space="0" w:color="B0C8E0"/>
+              <w:left w:val="single" w:sz="4" w:space="0" w:color="B0C8E0"/>
+              <w:bottom w:val="single" w:sz="4" w:space="0" w:color="B0C8E0"/>
+              <w:right w:val="single" w:sz="4" w:space="0" w:color="B0C8E0"/>
+            </w:tcBorders>
+          </w:tcPr>
+          <w:p>
+            <w:pPr>
+              <w:jc w:val="center"/>
+            </w:pPr>
+            <w:r/>
+            <w:r>
+              <w:rPr>
+                <w:rFonts w:ascii="맑은 고딕" w:hAnsi="맑은 고딕" w:eastAsia="맑은 고딕" w:cs="맑은 고딕"/>
+                <w:b w:val="0"/>
+                <w:color w:val="2C2114"/>
+                <w:sz w:val="18"/>
+              </w:rPr>
+            </w:r>
+          </w:p>
+        </w:tc>
+        <w:tc>
+          <w:tcPr>
+            <w:tcW w:type="dxa" w:w="1700"/>
+            <w:tcBorders>
+              <w:top w:val="single" w:sz="4" w:space="0" w:color="B0C8E0"/>
+              <w:left w:val="single" w:sz="4" w:space="0" w:color="B0C8E0"/>
+              <w:bottom w:val="single" w:sz="4" w:space="0" w:color="B0C8E0"/>
+              <w:right w:val="single" w:sz="4" w:space="0" w:color="B0C8E0"/>
+            </w:tcBorders>
+          </w:tcPr>
+          <w:p>
+            <w:pPr>
+              <w:jc w:val="center"/>
+            </w:pPr>
+            <w:r/>
+            <w:r>
+              <w:rPr>
+                <w:rFonts w:ascii="맑은 고딕" w:hAnsi="맑은 고딕" w:eastAsia="맑은 고딕" w:cs="맑은 고딕"/>
+                <w:b w:val="0"/>
+                <w:color w:val="2C2114"/>
+                <w:sz w:val="18"/>
+              </w:rPr>
+            </w:r>
+          </w:p>
+        </w:tc>
+        <w:tc>
+          <w:tcPr>
+            <w:tcW w:type="dxa" w:w="1700"/>
+            <w:tcBorders>
+              <w:top w:val="single" w:sz="4" w:space="0" w:color="B0C8E0"/>
+              <w:left w:val="single" w:sz="4" w:space="0" w:color="B0C8E0"/>
+              <w:bottom w:val="single" w:sz="4" w:space="0" w:color="B0C8E0"/>
+              <w:right w:val="single" w:sz="4" w:space="0" w:color="B0C8E0"/>
+            </w:tcBorders>
+          </w:tcPr>
+          <w:p>
+            <w:pPr>
+              <w:jc w:val="center"/>
+            </w:pPr>
+            <w:r/>
+            <w:r>
+              <w:rPr>
+                <w:rFonts w:ascii="맑은 고딕" w:hAnsi="맑은 고딕" w:eastAsia="맑은 고딕" w:cs="맑은 고딕"/>
+                <w:b w:val="0"/>
+                <w:color w:val="2C2114"/>
+                <w:sz w:val="18"/>
+              </w:rPr>
+            </w:r>
+          </w:p>
+        </w:tc>
+      </w:tr>
+      <w:tr>
+        <w:tc>
+          <w:tcPr>
+            <w:tcW w:type="dxa" w:w="1100"/>
+            <w:tcBorders>
+              <w:top w:val="single" w:sz="4" w:space="0" w:color="B0C8E0"/>
+              <w:left w:val="single" w:sz="4" w:space="0" w:color="B0C8E0"/>
+              <w:bottom w:val="single" w:sz="4" w:space="0" w:color="B0C8E0"/>
+              <w:right w:val="single" w:sz="4" w:space="0" w:color="B0C8E0"/>
+            </w:tcBorders>
+          </w:tcPr>
+          <w:p>
+            <w:pPr>
+              <w:jc w:val="center"/>
+            </w:pPr>
+            <w:r/>
+            <w:r>
+              <w:rPr>
+                <w:rFonts w:ascii="맑은 고딕" w:hAnsi="맑은 고딕" w:eastAsia="맑은 고딕" w:cs="맑은 고딕"/>
+                <w:b w:val="0"/>
+                <w:color w:val="2C2114"/>
+                <w:sz w:val="18"/>
+              </w:rPr>
+            </w:r>
+          </w:p>
+        </w:tc>
+        <w:tc>
+          <w:tcPr>
+            <w:tcW w:type="dxa" w:w="1700"/>
+            <w:tcBorders>
+              <w:top w:val="single" w:sz="4" w:space="0" w:color="B0C8E0"/>
+              <w:left w:val="single" w:sz="4" w:space="0" w:color="B0C8E0"/>
+              <w:bottom w:val="single" w:sz="4" w:space="0" w:color="B0C8E0"/>
+              <w:right w:val="single" w:sz="4" w:space="0" w:color="B0C8E0"/>
+            </w:tcBorders>
+          </w:tcPr>
+          <w:p>
+            <w:pPr>
+              <w:jc w:val="center"/>
+            </w:pPr>
+            <w:r/>
+            <w:r>
+              <w:rPr>
+                <w:rFonts w:ascii="맑은 고딕" w:hAnsi="맑은 고딕" w:eastAsia="맑은 고딕" w:cs="맑은 고딕"/>
+                <w:b w:val="0"/>
+                <w:color w:val="2C2114"/>
+                <w:sz w:val="18"/>
+              </w:rPr>
+            </w:r>
+          </w:p>
+        </w:tc>
+        <w:tc>
+          <w:tcPr>
+            <w:tcW w:type="dxa" w:w="4200"/>
+            <w:tcBorders>
+              <w:top w:val="single" w:sz="4" w:space="0" w:color="B0C8E0"/>
+              <w:left w:val="single" w:sz="4" w:space="0" w:color="B0C8E0"/>
+              <w:bottom w:val="single" w:sz="4" w:space="0" w:color="B0C8E0"/>
+              <w:right w:val="single" w:sz="4" w:space="0" w:color="B0C8E0"/>
+            </w:tcBorders>
+          </w:tcPr>
+          <w:p>
+            <w:pPr>
+              <w:jc w:val="center"/>
+            </w:pPr>
+            <w:r/>
+            <w:r>
+              <w:rPr>
+                <w:rFonts w:ascii="맑은 고딕" w:hAnsi="맑은 고딕" w:eastAsia="맑은 고딕" w:cs="맑은 고딕"/>
+                <w:b w:val="0"/>
+                <w:color w:val="2C2114"/>
+                <w:sz w:val="18"/>
+              </w:rPr>
+            </w:r>
+          </w:p>
+        </w:tc>
+        <w:tc>
+          <w:tcPr>
+            <w:tcW w:type="dxa" w:w="1700"/>
+            <w:tcBorders>
+              <w:top w:val="single" w:sz="4" w:space="0" w:color="B0C8E0"/>
+              <w:left w:val="single" w:sz="4" w:space="0" w:color="B0C8E0"/>
+              <w:bottom w:val="single" w:sz="4" w:space="0" w:color="B0C8E0"/>
+              <w:right w:val="single" w:sz="4" w:space="0" w:color="B0C8E0"/>
+            </w:tcBorders>
+          </w:tcPr>
+          <w:p>
+            <w:pPr>
+              <w:jc w:val="center"/>
+            </w:pPr>
+            <w:r/>
+            <w:r>
+              <w:rPr>
+                <w:rFonts w:ascii="맑은 고딕" w:hAnsi="맑은 고딕" w:eastAsia="맑은 고딕" w:cs="맑은 고딕"/>
+                <w:b w:val="0"/>
+                <w:color w:val="2C2114"/>
+                <w:sz w:val="18"/>
+              </w:rPr>
+            </w:r>
+          </w:p>
+        </w:tc>
+        <w:tc>
+          <w:tcPr>
+            <w:tcW w:type="dxa" w:w="1700"/>
+            <w:tcBorders>
+              <w:top w:val="single" w:sz="4" w:space="0" w:color="B0C8E0"/>
+              <w:left w:val="single" w:sz="4" w:space="0" w:color="B0C8E0"/>
+              <w:bottom w:val="single" w:sz="4" w:space="0" w:color="B0C8E0"/>
+              <w:right w:val="single" w:sz="4" w:space="0" w:color="B0C8E0"/>
+            </w:tcBorders>
+          </w:tcPr>
+          <w:p>
+            <w:pPr>
+              <w:jc w:val="center"/>
+            </w:pPr>
+            <w:r/>
+            <w:r>
+              <w:rPr>
+                <w:rFonts w:ascii="맑은 고딕" w:hAnsi="맑은 고딕" w:eastAsia="맑은 고딕" w:cs="맑은 고딕"/>
+                <w:b w:val="0"/>
+                <w:color w:val="2C2114"/>
+                <w:sz w:val="18"/>
+              </w:rPr>
+            </w:r>
+          </w:p>
+        </w:tc>
+      </w:tr>
+      <w:tr>
+        <w:tc>
+          <w:tcPr>
+            <w:tcW w:type="dxa" w:w="1100"/>
+            <w:tcBorders>
+              <w:top w:val="single" w:sz="4" w:space="0" w:color="B0C8E0"/>
+              <w:left w:val="single" w:sz="4" w:space="0" w:color="B0C8E0"/>
+              <w:bottom w:val="single" w:sz="4" w:space="0" w:color="B0C8E0"/>
+              <w:right w:val="single" w:sz="4" w:space="0" w:color="B0C8E0"/>
+            </w:tcBorders>
+          </w:tcPr>
+          <w:p>
+            <w:pPr>
+              <w:jc w:val="center"/>
+            </w:pPr>
+            <w:r/>
+            <w:r>
+              <w:rPr>
+                <w:rFonts w:ascii="맑은 고딕" w:hAnsi="맑은 고딕" w:eastAsia="맑은 고딕" w:cs="맑은 고딕"/>
+                <w:b w:val="0"/>
+                <w:color w:val="2C2114"/>
+                <w:sz w:val="18"/>
+              </w:rPr>
+            </w:r>
+          </w:p>
+        </w:tc>
+        <w:tc>
+          <w:tcPr>
+            <w:tcW w:type="dxa" w:w="1700"/>
+            <w:tcBorders>
+              <w:top w:val="single" w:sz="4" w:space="0" w:color="B0C8E0"/>
+              <w:left w:val="single" w:sz="4" w:space="0" w:color="B0C8E0"/>
+              <w:bottom w:val="single" w:sz="4" w:space="0" w:color="B0C8E0"/>
+              <w:right w:val="single" w:sz="4" w:space="0" w:color="B0C8E0"/>
+            </w:tcBorders>
+          </w:tcPr>
+          <w:p>
+            <w:pPr>
+              <w:jc w:val="center"/>
+            </w:pPr>
+            <w:r/>
+            <w:r>
+              <w:rPr>
+                <w:rFonts w:ascii="맑은 고딕" w:hAnsi="맑은 고딕" w:eastAsia="맑은 고딕" w:cs="맑은 고딕"/>
+                <w:b w:val="0"/>
+                <w:color w:val="2C2114"/>
+                <w:sz w:val="18"/>
+              </w:rPr>
+            </w:r>
+          </w:p>
+        </w:tc>
+        <w:tc>
+          <w:tcPr>
+            <w:tcW w:type="dxa" w:w="4200"/>
+            <w:tcBorders>
+              <w:top w:val="single" w:sz="4" w:space="0" w:color="B0C8E0"/>
+              <w:left w:val="single" w:sz="4" w:space="0" w:color="B0C8E0"/>
+              <w:bottom w:val="single" w:sz="4" w:space="0" w:color="B0C8E0"/>
+              <w:right w:val="single" w:sz="4" w:space="0" w:color="B0C8E0"/>
+            </w:tcBorders>
+          </w:tcPr>
+          <w:p>
+            <w:pPr>
+              <w:jc w:val="center"/>
+            </w:pPr>
+            <w:r/>
+            <w:r>
+              <w:rPr>
+                <w:rFonts w:ascii="맑은 고딕" w:hAnsi="맑은 고딕" w:eastAsia="맑은 고딕" w:cs="맑은 고딕"/>
+                <w:b w:val="0"/>
+                <w:color w:val="2C2114"/>
+                <w:sz w:val="18"/>
+              </w:rPr>
+            </w:r>
+          </w:p>
+        </w:tc>
+        <w:tc>
+          <w:tcPr>
+            <w:tcW w:type="dxa" w:w="1700"/>
+            <w:tcBorders>
+              <w:top w:val="single" w:sz="4" w:space="0" w:color="B0C8E0"/>
+              <w:left w:val="single" w:sz="4" w:space="0" w:color="B0C8E0"/>
+              <w:bottom w:val="single" w:sz="4" w:space="0" w:color="B0C8E0"/>
+              <w:right w:val="single" w:sz="4" w:space="0" w:color="B0C8E0"/>
+            </w:tcBorders>
+          </w:tcPr>
+          <w:p>
+            <w:pPr>
+              <w:jc w:val="center"/>
+            </w:pPr>
+            <w:r/>
+            <w:r>
+              <w:rPr>
+                <w:rFonts w:ascii="맑은 고딕" w:hAnsi="맑은 고딕" w:eastAsia="맑은 고딕" w:cs="맑은 고딕"/>
+                <w:b w:val="0"/>
+                <w:color w:val="2C2114"/>
+                <w:sz w:val="18"/>
+              </w:rPr>
+            </w:r>
+          </w:p>
+        </w:tc>
+        <w:tc>
+          <w:tcPr>
+            <w:tcW w:type="dxa" w:w="1700"/>
+            <w:tcBorders>
+              <w:top w:val="single" w:sz="4" w:space="0" w:color="B0C8E0"/>
+              <w:left w:val="single" w:sz="4" w:space="0" w:color="B0C8E0"/>
+              <w:bottom w:val="single" w:sz="4" w:space="0" w:color="B0C8E0"/>
+              <w:right w:val="single" w:sz="4" w:space="0" w:color="B0C8E0"/>
+            </w:tcBorders>
+          </w:tcPr>
+          <w:p>
+            <w:pPr>
+              <w:jc w:val="center"/>
+            </w:pPr>
+            <w:r/>
+            <w:r>
+              <w:rPr>
+                <w:rFonts w:ascii="맑은 고딕" w:hAnsi="맑은 고딕" w:eastAsia="맑은 고딕" w:cs="맑은 고딕"/>
+                <w:b w:val="0"/>
+                <w:color w:val="2C2114"/>
+                <w:sz w:val="18"/>
+              </w:rPr>
             </w:r>
           </w:p>
         </w:tc>
@@ -9334,9 +10375,6 @@
 <w:ftr xmlns:wpc="http://schemas.microsoft.com/office/word/2010/wordprocessingCanvas" xmlns:mc="http://schemas.openxmlformats.org/markup-compatibility/2006" xmlns:o="urn:schemas-microsoft-com:office:office" xmlns:r="http://schemas.openxmlformats.org/officeDocument/2006/relationships" xmlns:m="http://schemas.openxmlformats.org/officeDocument/2006/math" xmlns:v="urn:schemas-microsoft-com:vml" xmlns:wp14="http://schemas.microsoft.com/office/word/2010/wordprocessingDrawing" xmlns:wp="http://schemas.openxmlformats.org/drawingml/2006/wordprocessingDrawing" xmlns:w10="urn:schemas-microsoft-com:office:word" xmlns:w="http://schemas.openxmlformats.org/wordprocessingml/2006/main" xmlns:w14="http://schemas.microsoft.com/office/word/2010/wordml" xmlns:w15="http://schemas.microsoft.com/office/word/2012/wordml" xmlns:wpg="http://schemas.microsoft.com/office/word/2010/wordprocessingGroup" xmlns:wpi="http://schemas.microsoft.com/office/word/2010/wordprocessingInk" xmlns:wne="http://schemas.microsoft.com/office/word/2006/wordml" xmlns:wps="http://schemas.microsoft.com/office/word/2010/wordprocessingShape">
   <w:p>
     <w:pPr>
-      <w:pBdr>
-        <w:top w:val="single" w:color="B0C8E0" w:sz="4"/>
-      </w:pBdr>
       <w:spacing w:after="0" w:before="80"/>
     </w:pPr>
     <w:r>
@@ -9393,9 +10431,6 @@
 <w:hdr xmlns:wpc="http://schemas.microsoft.com/office/word/2010/wordprocessingCanvas" xmlns:mc="http://schemas.openxmlformats.org/markup-compatibility/2006" xmlns:o="urn:schemas-microsoft-com:office:office" xmlns:r="http://schemas.openxmlformats.org/officeDocument/2006/relationships" xmlns:m="http://schemas.openxmlformats.org/officeDocument/2006/math" xmlns:v="urn:schemas-microsoft-com:vml" xmlns:wp14="http://schemas.microsoft.com/office/word/2010/wordprocessingDrawing" xmlns:wp="http://schemas.openxmlformats.org/drawingml/2006/wordprocessingDrawing" xmlns:w10="urn:schemas-microsoft-com:office:word" xmlns:w="http://schemas.openxmlformats.org/wordprocessingml/2006/main" xmlns:w14="http://schemas.microsoft.com/office/word/2010/wordml" xmlns:w15="http://schemas.microsoft.com/office/word/2012/wordml" xmlns:wpg="http://schemas.microsoft.com/office/word/2010/wordprocessingGroup" xmlns:wpi="http://schemas.microsoft.com/office/word/2010/wordprocessingInk" xmlns:wne="http://schemas.microsoft.com/office/word/2006/wordml" xmlns:wps="http://schemas.microsoft.com/office/word/2010/wordprocessingShape" xmlns:cx="http://schemas.microsoft.com/office/drawing/2014/chartex" xmlns:cx1="http://schemas.microsoft.com/office/drawing/2015/9/8/chartex" xmlns:cx2="http://schemas.microsoft.com/office/drawing/2015/10/21/chartex" xmlns:cx3="http://schemas.microsoft.com/office/drawing/2016/5/9/chartex" xmlns:cx4="http://schemas.microsoft.com/office/drawing/2016/5/10/chartex" xmlns:cx5="http://schemas.microsoft.com/office/drawing/2016/5/11/chartex" xmlns:cx6="http://schemas.microsoft.com/office/drawing/2016/5/12/chartex" xmlns:cx7="http://schemas.microsoft.com/office/drawing/2016/5/13/chartex" xmlns:cx8="http://schemas.microsoft.com/office/drawing/2016/5/14/chartex" xmlns:w16cid="http://schemas.microsoft.com/office/word/2016/wordml/cid" xmlns:w16se="http://schemas.microsoft.com/office/word/2015/wordml/symex">
   <w:p>
     <w:pPr>
-      <w:pBdr>
-        <w:bottom w:val="single" w:color="C8714A" w:sz="4"/>
-      </w:pBdr>
       <w:spacing w:after="80" w:before="0"/>
     </w:pPr>
     <w:r>

--- a/DB/예배부/WOR_예배부매뉴얼_201-203_사랑과평안의교회.docx
+++ b/DB/예배부/WOR_예배부매뉴얼_201-203_사랑과평안의교회.docx
@@ -2957,6 +2957,110 @@
                 <w:sz w:val="17"/>
                 <w:szCs w:val="17"/>
               </w:rPr>
+              <w:t>암송</w:t>
+            </w:r>
+          </w:p>
+        </w:tc>
+        <w:tc>
+          <w:tcPr>
+            <w:tcW w:type="dxa" w:w="2000"/>
+            <w:tcBorders>
+              <w:top w:val="single" w:color="B0C8E0" w:sz="4"/>
+              <w:left w:val="single" w:color="B0C8E0" w:sz="4"/>
+              <w:bottom w:val="single" w:color="B0C8E0" w:sz="4"/>
+              <w:right w:val="single" w:color="B0C8E0" w:sz="4"/>
+            </w:tcBorders>
+            <w:shd w:fill="FFFFFF" w:val="clear"/>
+            <w:tcMar>
+              <w:top w:type="dxa" w:w="70"/>
+              <w:left w:type="dxa" w:w="100"/>
+              <w:bottom w:type="dxa" w:w="70"/>
+              <w:right w:type="dxa" w:w="80"/>
+            </w:tcMar>
+          </w:tcPr>
+          <w:p>
+            <w:pPr>
+              <w:jc w:val="center"/>
+            </w:pPr>
+            <w:r>
+              <w:rPr>
+                <w:rFonts w:ascii="맑은 고딕" w:cs="맑은 고딕" w:eastAsia="맑은 고딕" w:hAnsi="맑은 고딕"/>
+                <w:b w:val="false"/>
+                <w:bCs w:val="false"/>
+                <w:color w:val="1A1A1A"/>
+                <w:sz w:val="17"/>
+                <w:szCs w:val="17"/>
+              </w:rPr>
+              <w:t>1인</w:t>
+            </w:r>
+          </w:p>
+        </w:tc>
+        <w:tc>
+          <w:tcPr>
+            <w:tcW w:type="dxa" w:w="5470"/>
+            <w:tcBorders>
+              <w:top w:val="single" w:color="B0C8E0" w:sz="4"/>
+              <w:left w:val="single" w:color="B0C8E0" w:sz="4"/>
+              <w:bottom w:val="single" w:color="B0C8E0" w:sz="4"/>
+              <w:right w:val="single" w:color="B0C8E0" w:sz="4"/>
+            </w:tcBorders>
+            <w:shd w:fill="FFFFFF" w:val="clear"/>
+            <w:tcMar>
+              <w:top w:type="dxa" w:w="70"/>
+              <w:left w:type="dxa" w:w="100"/>
+              <w:bottom w:type="dxa" w:w="70"/>
+              <w:right w:type="dxa" w:w="80"/>
+            </w:tcMar>
+          </w:tcPr>
+          <w:p>
+            <w:pPr>
+              <w:jc w:val="left"/>
+            </w:pPr>
+            <w:r>
+              <w:rPr>
+                <w:rFonts w:ascii="맑은 고딕" w:cs="맑은 고딕" w:eastAsia="맑은 고딕" w:hAnsi="맑은 고딕"/>
+                <w:b w:val="false"/>
+                <w:bCs w:val="false"/>
+                <w:color w:val="1A1A1A"/>
+                <w:sz w:val="17"/>
+                <w:szCs w:val="17"/>
+              </w:rPr>
+              <w:t>성경 말씀 암송 낭독</w:t>
+            </w:r>
+          </w:p>
+        </w:tc>
+      </w:tr>
+      <w:tr>
+        <w:tc>
+          <w:tcPr>
+            <w:tcW w:type="dxa" w:w="1600"/>
+            <w:tcBorders>
+              <w:top w:val="single" w:color="B0C8E0" w:sz="4"/>
+              <w:left w:val="single" w:color="B0C8E0" w:sz="4"/>
+              <w:bottom w:val="single" w:color="B0C8E0" w:sz="4"/>
+              <w:right w:val="single" w:color="B0C8E0" w:sz="4"/>
+            </w:tcBorders>
+            <w:shd w:fill="FFFFFF" w:val="clear"/>
+            <w:tcMar>
+              <w:top w:type="dxa" w:w="70"/>
+              <w:left w:type="dxa" w:w="100"/>
+              <w:bottom w:type="dxa" w:w="70"/>
+              <w:right w:type="dxa" w:w="80"/>
+            </w:tcMar>
+          </w:tcPr>
+          <w:p>
+            <w:pPr>
+              <w:jc w:val="center"/>
+            </w:pPr>
+            <w:r>
+              <w:rPr>
+                <w:rFonts w:ascii="맑은 고딕" w:cs="맑은 고딕" w:eastAsia="맑은 고딕" w:hAnsi="맑은 고딕"/>
+                <w:b/>
+                <w:bCs/>
+                <w:color w:val="1A3A5C"/>
+                <w:sz w:val="17"/>
+                <w:szCs w:val="17"/>
+              </w:rPr>
               <w:t xml:space="preserve">헌금 위원</w:t>
             </w:r>
           </w:p>
@@ -3892,6 +3996,21 @@
                 <w:sz w:val="18"/>
                 <w:szCs w:val="18"/>
               </w:rPr>
+              <w:t>☐  목사님 물 준비</w:t>
+            </w:r>
+          </w:p>
+          <w:p>
+            <w:pPr>
+              <w:spacing w:after="28" w:before="0"/>
+              <w:ind w:left="160"/>
+            </w:pPr>
+            <w:r>
+              <w:rPr>
+                <w:rFonts w:ascii="맑은 고딕" w:cs="맑은 고딕" w:eastAsia="맑은 고딕" w:hAnsi="맑은 고딕"/>
+                <w:color w:val="1A1A1A"/>
+                <w:sz w:val="18"/>
+                <w:szCs w:val="18"/>
+              </w:rPr>
               <w:t xml:space="preserve">☐  주차장 안내 콘 및 안내 위원 배치</w:t>
             </w:r>
           </w:p>
@@ -4172,6 +4291,22 @@
           <w:szCs w:val="20"/>
         </w:rPr>
         <w:t xml:space="preserve">② 수거된 헌금은 예배 후 즉시 재정부에 인계하며, 인계 확인서에 서명한다.</w:t>
+      </w:r>
+    </w:p>
+    <w:p>
+      <w:pPr>
+        <w:spacing w:after="44" w:before="40"/>
+        <w:ind w:left="360" w:hanging="360"/>
+        <w:jc w:val="both"/>
+      </w:pPr>
+      <w:r>
+        <w:rPr>
+          <w:rFonts w:ascii="맑은 고딕" w:cs="맑은 고딕" w:eastAsia="맑은 고딕" w:hAnsi="맑은 고딕"/>
+          <w:color w:val="1A1A1A"/>
+          <w:sz w:val="20"/>
+          <w:szCs w:val="20"/>
+        </w:rPr>
+        <w:t>③ 헌금 봉투는 기본헌금 봉투(주일·건축·십일조·감사헌금 등)와 절기별 헌금봉투(송구영신·NGC·부활절·추수감사절·크리스마스 등)로 구분하여 준비하며, 구입 후 배치한다.</w:t>
       </w:r>
     </w:p>
     <w:p>
@@ -4591,6 +4726,22 @@
           <w:szCs w:val="20"/>
         </w:rPr>
         <w:t xml:space="preserve">② 배치표 상 불참이 예상되는 경우, 3일 전까지 예배부장에게 통보하여 대체 인원을 확보하여야 한다.</w:t>
+      </w:r>
+    </w:p>
+    <w:p>
+      <w:pPr>
+        <w:spacing w:after="44" w:before="40"/>
+        <w:ind w:left="360" w:hanging="360"/>
+        <w:jc w:val="both"/>
+      </w:pPr>
+      <w:r>
+        <w:rPr>
+          <w:rFonts w:ascii="맑은 고딕" w:cs="맑은 고딕" w:eastAsia="맑은 고딕" w:hAnsi="맑은 고딕"/>
+          <w:color w:val="1A1A1A"/>
+          <w:sz w:val="20"/>
+          <w:szCs w:val="20"/>
+        </w:rPr>
+        <w:t>③ 예배부장은 매주 토요일 해당 주일 예배 위원 배치 결과를 각 위원에게 리마인드 알림으로 안내한다.</w:t>
       </w:r>
     </w:p>
     <w:p>
@@ -6872,7 +7023,7 @@
           <w:sz w:val="20"/>
           <w:szCs w:val="20"/>
         </w:rPr>
-        <w:t xml:space="preserve">② 성찬 준비물: 포도주(또는 포도즙), 떡(무교병 또는 일반 빵), 성찬 기구 세트.</w:t>
+        <w:t>② 성찬 준비물: 포도주스(포도주 또는 포도즙), 통식빵과 전병(무교병 또는 일반 빵), 성찬 기구 세트.</w:t>
       </w:r>
     </w:p>
     <w:p>

--- a/DB/예배부/WOR_예배부매뉴얼_201-203_사랑과평안의교회.docx
+++ b/DB/예배부/WOR_예배부매뉴얼_201-203_사랑과평안의교회.docx
@@ -1016,7 +1016,7 @@
           <w:sz w:val="20"/>
           <w:szCs w:val="20"/>
         </w:rPr>
-        <w:t xml:space="preserve">① 주일 예배는 매주 일요일 오전 11시를 원칙으로 하며, 담임목사가 일정을 변경할 수 있다.</w:t>
+        <w:t>① 주일 예배는 1부 예배와 2부 예배로 구분하여 드리며, 1부는 오전 __시, 2부는 __시를 원칙으로 한다. 담임목사가 일정을 변경할 수 있다.</w:t>
       </w:r>
     </w:p>
     <w:p>
@@ -1032,7 +1032,7 @@
           <w:sz w:val="20"/>
           <w:szCs w:val="20"/>
         </w:rPr>
-        <w:t xml:space="preserve">② 예배 준비는 예배 시작 1시간 전(오전 10시)까지 완료하여야 한다.</w:t>
+        <w:t>② 예배 준비는 각 부 예배 시작 1시간 전까지 완료하여야 한다.</w:t>
       </w:r>
     </w:p>
     <w:p>
@@ -2580,7 +2580,7 @@
           <w:sz w:val="20"/>
           <w:szCs w:val="20"/>
         </w:rPr>
-        <w:t xml:space="preserve">주일 예배 위원 배치 및 역할은 다음 표와 같다.</w:t>
+        <w:t>주일 1부·2부 예배 위원 배치 및 역할은 다음 표와 같다. 각 부 예배마다 대표기도·암송·헌금위원·안내 위원을 배정한다.</w:t>
       </w:r>
     </w:p>
     <w:p>
@@ -4741,7 +4741,7 @@
           <w:sz w:val="20"/>
           <w:szCs w:val="20"/>
         </w:rPr>
-        <w:t>③ 예배부장은 매주 토요일 해당 주일 예배 위원 배치 결과를 각 위원에게 리마인드 알림으로 안내한다.</w:t>
+        <w:t>③ 예배부장은 매주 토요일 해당 주일 1부·2부 예배 위원 배치 결과를 각 위원에게 리마인드 알림으로 안내한다.</w:t>
       </w:r>
     </w:p>
     <w:p>
@@ -5327,7 +5327,7 @@
                 <w:sz w:val="18"/>
                 <w:szCs w:val="18"/>
               </w:rPr>
-              <w:t xml:space="preserve">—</w:t>
+              <w:t>말미 [개정 이력] 표 참조</w:t>
             </w:r>
           </w:p>
         </w:tc>
@@ -8176,7 +8176,7 @@
                 <w:sz w:val="18"/>
                 <w:szCs w:val="18"/>
               </w:rPr>
-              <w:t xml:space="preserve">—</w:t>
+              <w:t>말미 [개정 이력] 표 참조</w:t>
             </w:r>
           </w:p>
         </w:tc>

--- a/DB/예배부/WOR_예배부매뉴얼_201-203_사랑과평안의교회.docx
+++ b/DB/예배부/WOR_예배부매뉴얼_201-203_사랑과평안의교회.docx
@@ -1016,7 +1016,7 @@
           <w:sz w:val="20"/>
           <w:szCs w:val="20"/>
         </w:rPr>
-        <w:t>① 주일 예배는 1부 예배와 2부 예배로 구분하여 드리며, 1부는 오전 __시, 2부는 __시를 원칙으로 한다. 담임목사가 일정을 변경할 수 있다.</w:t>
+        <w:t>① 주일 예배는 1부 예배와 2부 예배로 구분하여 드리며, 1부는 오전 11시, 2부는 오후 2시 30분을 원칙으로 한다. 담임목사가 일정을 변경할 수 있다.</w:t>
       </w:r>
     </w:p>
     <w:p>
@@ -1032,7 +1032,23 @@
           <w:sz w:val="20"/>
           <w:szCs w:val="20"/>
         </w:rPr>
-        <w:t>② 예배 준비는 각 부 예배 시작 1시간 전까지 완료하여야 한다.</w:t>
+        <w:t>② 1부 예배 전 오전 10시 30분부터 11시까지 예배 준비 기도 시간을 가지며, 전 봉사자가 함께 기도로 예배를 준비한다.</w:t>
+      </w:r>
+    </w:p>
+    <w:p>
+      <w:pPr>
+        <w:spacing w:after="44" w:before="40"/>
+        <w:ind w:left="360" w:hanging="360"/>
+        <w:jc w:val="both"/>
+      </w:pPr>
+      <w:r>
+        <w:rPr>
+          <w:rFonts w:ascii="맑은 고딕" w:cs="맑은 고딕" w:eastAsia="맑은 고딕" w:hAnsi="맑은 고딕"/>
+          <w:color w:val="1A1A1A"/>
+          <w:sz w:val="20"/>
+          <w:szCs w:val="20"/>
+        </w:rPr>
+        <w:t>③ 예배 준비는 각 부 예배 시작 1시간 전까지 완료하여야 한다.</w:t>
       </w:r>
     </w:p>
     <w:p>
